--- a/docs/Test-Report-BidPilot.docx
+++ b/docs/Test-Report-BidPilot.docx
@@ -91,7 +91,7 @@
                 <w:sz w:val="24"/>
                 <w:szCs w:val="24"/>
               </w:rPr>
-              <w:t xml:space="preserve">核心判定引擎与应用整体质量验证 · V1.6</w:t>
+              <w:t xml:space="preserve">核心判定引擎与应用整体质量验证 · V2.1</w:t>
             </w:r>
           </w:p>
           <w:p>
@@ -514,7 +514,7 @@
           <w:sz w:val="24"/>
           <w:szCs w:val="24"/>
         </w:rPr>
-        <w:t xml:space="preserve">本报告针对标书快反（BidPilot）V1.7的核心判定引擎（engine.js）与应用整体进行质量验证。测试目标：验证投标分析全链路（参数提取、单位换算、偏离判定、★废标识别、评分模型、公告变更检测、自定义词库、报告导出）的正确性、边界鲁棒性与反幻觉约束的有效性，为参赛演示与经销商试点交付提供质量依据。</w:t>
+        <w:t xml:space="preserve">本报告针对标书快反（BidPilot）V2.1的核心判定引擎（engine.js）与应用整体进行质量验证。测试目标：验证投标分析全链路（参数提取、单位换算、偏离判定、★废标识别、评分模型、公告变更检测、自定义词库、报告导出）的正确性、边界鲁棒性与反幻觉约束的有效性，为参赛演示与经销商试点交付提供质量依据。</w:t>
       </w:r>
     </w:p>
     <w:p>
@@ -529,7 +529,7 @@
           <w:sz w:val="24"/>
           <w:szCs w:val="24"/>
         </w:rPr>
-        <w:t xml:space="preserve">测试结论：全部115项自动化断言通过，通过率100%；浏览器人工验收覆盖主要界面路径；文档质检脚本零错误。产品满足可演示、可交付状态。</w:t>
+        <w:t xml:space="preserve">测试结论：全部133项自动化断言通过，通过率100%；浏览器人工验收覆盖主要界面路径；文档质检脚本零错误。产品满足可演示、可交付状态。</w:t>
       </w:r>
     </w:p>
     <w:p>
@@ -919,7 +919,7 @@
                 <w:sz w:val="20"/>
                 <w:szCs w:val="20"/>
               </w:rPr>
-              <w:t xml:space="preserve">engine.js v1.6.0、index.html 前端应用、sw.js PWA</w:t>
+              <w:t xml:space="preserve">engine.js v2.1.0、index.html 前端应用、sw.js PWA</w:t>
             </w:r>
           </w:p>
         </w:tc>
@@ -1061,7 +1061,7 @@
           <w:sz w:val="24"/>
           <w:szCs w:val="24"/>
         </w:rPr>
-        <w:t xml:space="preserve">98项断言固化于 tests/engine.test.js，一条命令全量复跑（node tests/engine.test.js），任一断言失败即退出码非零、禁止发版；</w:t>
+        <w:t xml:space="preserve">115项断言固化于 tests/engine.test.js，一条命令全量复跑（node tests/engine.test.js），任一断言失败即退出码非零、禁止发版；</w:t>
       </w:r>
     </w:p>
     <w:p>
@@ -1200,7 +1200,7 @@
           <w:sz w:val="24"/>
           <w:szCs w:val="24"/>
         </w:rPr>
-        <w:t xml:space="preserve">执行命令 node tests/engine.test.js，输出 PASS=115 FAIL=0，通过率100%。断言分类分布如下：</w:t>
+        <w:t xml:space="preserve">执行命令 node tests/engine.test.js，输出 PASS=133 FAIL=0，通过率100%。断言分类分布如下：</w:t>
       </w:r>
     </w:p>
     <w:tbl>
@@ -2258,6 +2258,422 @@
                 <w:szCs w:val="20"/>
               </w:rPr>
               <w:t xml:space="preserve">压路机/洒水车场景、L容积换算、▲识别与前提警示、交货期政采措辞</w:t>
+            </w:r>
+          </w:p>
+        </w:tc>
+      </w:tr>
+      <w:tr>
+        <w:trPr>
+          <w:cantSplit/>
+        </w:trPr>
+        <w:tc>
+          <w:tcPr>
+            <w:tcBorders>
+              <w:top w:val="single" w:color="D8E4EC" w:sz="4"/>
+              <w:left w:val="single" w:color="D8E4EC" w:sz="4"/>
+              <w:bottom w:val="single" w:color="D8E4EC" w:sz="4"/>
+              <w:right w:val="single" w:color="D8E4EC" w:sz="4"/>
+            </w:tcBorders>
+            <w:shd w:fill="EDF4F9" w:val="clear"/>
+            <w:tcMar>
+              <w:top w:type="dxa" w:w="80"/>
+              <w:left w:type="dxa" w:w="120"/>
+              <w:bottom w:type="dxa" w:w="80"/>
+              <w:right w:type="dxa" w:w="120"/>
+            </w:tcMar>
+          </w:tcPr>
+          <w:p>
+            <w:pPr>
+              <w:spacing w:line="276"/>
+              <w:jc w:val="left"/>
+            </w:pPr>
+            <w:r>
+              <w:rPr>
+                <w:b w:val="false"/>
+                <w:bCs w:val="false"/>
+                <w:color w:val="182030"/>
+                <w:sz w:val="20"/>
+                <w:szCs w:val="20"/>
+              </w:rPr>
+              <w:t xml:space="preserve">采购文件章节定位</w:t>
+            </w:r>
+          </w:p>
+        </w:tc>
+        <w:tc>
+          <w:tcPr>
+            <w:tcBorders>
+              <w:top w:val="single" w:color="D8E4EC" w:sz="4"/>
+              <w:left w:val="single" w:color="D8E4EC" w:sz="4"/>
+              <w:bottom w:val="single" w:color="D8E4EC" w:sz="4"/>
+              <w:right w:val="single" w:color="D8E4EC" w:sz="4"/>
+            </w:tcBorders>
+            <w:shd w:fill="EDF4F9" w:val="clear"/>
+            <w:tcMar>
+              <w:top w:type="dxa" w:w="80"/>
+              <w:left w:type="dxa" w:w="120"/>
+              <w:bottom w:type="dxa" w:w="80"/>
+              <w:right w:type="dxa" w:w="120"/>
+            </w:tcMar>
+          </w:tcPr>
+          <w:p>
+            <w:pPr>
+              <w:spacing w:line="276"/>
+              <w:jc w:val="center"/>
+            </w:pPr>
+            <w:r>
+              <w:rPr>
+                <w:b w:val="false"/>
+                <w:bCs w:val="false"/>
+                <w:color w:val="182030"/>
+                <w:sz w:val="20"/>
+                <w:szCs w:val="20"/>
+              </w:rPr>
+              <w:t xml:space="preserve">6</w:t>
+            </w:r>
+          </w:p>
+        </w:tc>
+        <w:tc>
+          <w:tcPr>
+            <w:tcBorders>
+              <w:top w:val="single" w:color="D8E4EC" w:sz="4"/>
+              <w:left w:val="single" w:color="D8E4EC" w:sz="4"/>
+              <w:bottom w:val="single" w:color="D8E4EC" w:sz="4"/>
+              <w:right w:val="single" w:color="D8E4EC" w:sz="4"/>
+            </w:tcBorders>
+            <w:shd w:fill="EDF4F9" w:val="clear"/>
+            <w:tcMar>
+              <w:top w:type="dxa" w:w="80"/>
+              <w:left w:type="dxa" w:w="120"/>
+              <w:bottom w:type="dxa" w:w="80"/>
+              <w:right w:type="dxa" w:w="120"/>
+            </w:tcMar>
+          </w:tcPr>
+          <w:p>
+            <w:pPr>
+              <w:spacing w:line="276"/>
+              <w:jc w:val="left"/>
+            </w:pPr>
+            <w:r>
+              <w:rPr>
+                <w:b w:val="false"/>
+                <w:bCs w:val="false"/>
+                <w:color w:val="182030"/>
+                <w:sz w:val="20"/>
+                <w:szCs w:val="20"/>
+              </w:rPr>
+              <w:t xml:space="preserve">章节命中、参数截取、第四章边界、无章节诚实返回</w:t>
+            </w:r>
+          </w:p>
+        </w:tc>
+      </w:tr>
+      <w:tr>
+        <w:trPr>
+          <w:cantSplit/>
+        </w:trPr>
+        <w:tc>
+          <w:tcPr>
+            <w:tcBorders>
+              <w:top w:val="single" w:color="D8E4EC" w:sz="4"/>
+              <w:left w:val="single" w:color="D8E4EC" w:sz="4"/>
+              <w:bottom w:val="single" w:color="D8E4EC" w:sz="4"/>
+              <w:right w:val="single" w:color="D8E4EC" w:sz="4"/>
+            </w:tcBorders>
+            <w:shd w:fill="FFFFFF" w:val="clear"/>
+            <w:tcMar>
+              <w:top w:type="dxa" w:w="80"/>
+              <w:left w:type="dxa" w:w="120"/>
+              <w:bottom w:type="dxa" w:w="80"/>
+              <w:right w:type="dxa" w:w="120"/>
+            </w:tcMar>
+          </w:tcPr>
+          <w:p>
+            <w:pPr>
+              <w:spacing w:line="276"/>
+              <w:jc w:val="left"/>
+            </w:pPr>
+            <w:r>
+              <w:rPr>
+                <w:b w:val="false"/>
+                <w:bCs w:val="false"/>
+                <w:color w:val="182030"/>
+                <w:sz w:val="20"/>
+                <w:szCs w:val="20"/>
+              </w:rPr>
+              <w:t xml:space="preserve">品类扩展与▲双级风控</w:t>
+            </w:r>
+          </w:p>
+        </w:tc>
+        <w:tc>
+          <w:tcPr>
+            <w:tcBorders>
+              <w:top w:val="single" w:color="D8E4EC" w:sz="4"/>
+              <w:left w:val="single" w:color="D8E4EC" w:sz="4"/>
+              <w:bottom w:val="single" w:color="D8E4EC" w:sz="4"/>
+              <w:right w:val="single" w:color="D8E4EC" w:sz="4"/>
+            </w:tcBorders>
+            <w:shd w:fill="FFFFFF" w:val="clear"/>
+            <w:tcMar>
+              <w:top w:type="dxa" w:w="80"/>
+              <w:left w:type="dxa" w:w="120"/>
+              <w:bottom w:type="dxa" w:w="80"/>
+              <w:right w:type="dxa" w:w="120"/>
+            </w:tcMar>
+          </w:tcPr>
+          <w:p>
+            <w:pPr>
+              <w:spacing w:line="276"/>
+              <w:jc w:val="center"/>
+            </w:pPr>
+            <w:r>
+              <w:rPr>
+                <w:b w:val="false"/>
+                <w:bCs w:val="false"/>
+                <w:color w:val="182030"/>
+                <w:sz w:val="20"/>
+                <w:szCs w:val="20"/>
+              </w:rPr>
+              <w:t xml:space="preserve">13</w:t>
+            </w:r>
+          </w:p>
+        </w:tc>
+        <w:tc>
+          <w:tcPr>
+            <w:tcBorders>
+              <w:top w:val="single" w:color="D8E4EC" w:sz="4"/>
+              <w:left w:val="single" w:color="D8E4EC" w:sz="4"/>
+              <w:bottom w:val="single" w:color="D8E4EC" w:sz="4"/>
+              <w:right w:val="single" w:color="D8E4EC" w:sz="4"/>
+            </w:tcBorders>
+            <w:shd w:fill="FFFFFF" w:val="clear"/>
+            <w:tcMar>
+              <w:top w:type="dxa" w:w="80"/>
+              <w:left w:type="dxa" w:w="120"/>
+              <w:bottom w:type="dxa" w:w="80"/>
+              <w:right w:type="dxa" w:w="120"/>
+            </w:tcMar>
+          </w:tcPr>
+          <w:p>
+            <w:pPr>
+              <w:spacing w:line="276"/>
+              <w:jc w:val="left"/>
+            </w:pPr>
+            <w:r>
+              <w:rPr>
+                <w:b w:val="false"/>
+                <w:bCs w:val="false"/>
+                <w:color w:val="182030"/>
+                <w:sz w:val="20"/>
+                <w:szCs w:val="20"/>
+              </w:rPr>
+              <w:t xml:space="preserve">压路机/洒水车场景、L容积换算、▲识别与前提警示、交货期政采措辞</w:t>
+            </w:r>
+          </w:p>
+        </w:tc>
+      </w:tr>
+      <w:tr>
+        <w:trPr>
+          <w:cantSplit/>
+        </w:trPr>
+        <w:tc>
+          <w:tcPr>
+            <w:tcBorders>
+              <w:top w:val="single" w:color="D8E4EC" w:sz="4"/>
+              <w:left w:val="single" w:color="D8E4EC" w:sz="4"/>
+              <w:bottom w:val="single" w:color="D8E4EC" w:sz="4"/>
+              <w:right w:val="single" w:color="D8E4EC" w:sz="4"/>
+            </w:tcBorders>
+            <w:shd w:fill="EDF4F9" w:val="clear"/>
+            <w:tcMar>
+              <w:top w:type="dxa" w:w="80"/>
+              <w:left w:type="dxa" w:w="120"/>
+              <w:bottom w:type="dxa" w:w="80"/>
+              <w:right w:type="dxa" w:w="120"/>
+            </w:tcMar>
+          </w:tcPr>
+          <w:p>
+            <w:pPr>
+              <w:spacing w:line="276"/>
+              <w:jc w:val="left"/>
+            </w:pPr>
+            <w:r>
+              <w:rPr>
+                <w:b w:val="false"/>
+                <w:bCs w:val="false"/>
+                <w:color w:val="182030"/>
+                <w:sz w:val="20"/>
+                <w:szCs w:val="20"/>
+              </w:rPr>
+              <w:t xml:space="preserve">采购文件章节定位</w:t>
+            </w:r>
+          </w:p>
+        </w:tc>
+        <w:tc>
+          <w:tcPr>
+            <w:tcBorders>
+              <w:top w:val="single" w:color="D8E4EC" w:sz="4"/>
+              <w:left w:val="single" w:color="D8E4EC" w:sz="4"/>
+              <w:bottom w:val="single" w:color="D8E4EC" w:sz="4"/>
+              <w:right w:val="single" w:color="D8E4EC" w:sz="4"/>
+            </w:tcBorders>
+            <w:shd w:fill="EDF4F9" w:val="clear"/>
+            <w:tcMar>
+              <w:top w:type="dxa" w:w="80"/>
+              <w:left w:type="dxa" w:w="120"/>
+              <w:bottom w:type="dxa" w:w="80"/>
+              <w:right w:type="dxa" w:w="120"/>
+            </w:tcMar>
+          </w:tcPr>
+          <w:p>
+            <w:pPr>
+              <w:spacing w:line="276"/>
+              <w:jc w:val="center"/>
+            </w:pPr>
+            <w:r>
+              <w:rPr>
+                <w:b w:val="false"/>
+                <w:bCs w:val="false"/>
+                <w:color w:val="182030"/>
+                <w:sz w:val="20"/>
+                <w:szCs w:val="20"/>
+              </w:rPr>
+              <w:t xml:space="preserve">6</w:t>
+            </w:r>
+          </w:p>
+        </w:tc>
+        <w:tc>
+          <w:tcPr>
+            <w:tcBorders>
+              <w:top w:val="single" w:color="D8E4EC" w:sz="4"/>
+              <w:left w:val="single" w:color="D8E4EC" w:sz="4"/>
+              <w:bottom w:val="single" w:color="D8E4EC" w:sz="4"/>
+              <w:right w:val="single" w:color="D8E4EC" w:sz="4"/>
+            </w:tcBorders>
+            <w:shd w:fill="EDF4F9" w:val="clear"/>
+            <w:tcMar>
+              <w:top w:type="dxa" w:w="80"/>
+              <w:left w:type="dxa" w:w="120"/>
+              <w:bottom w:type="dxa" w:w="80"/>
+              <w:right w:type="dxa" w:w="120"/>
+            </w:tcMar>
+          </w:tcPr>
+          <w:p>
+            <w:pPr>
+              <w:spacing w:line="276"/>
+              <w:jc w:val="left"/>
+            </w:pPr>
+            <w:r>
+              <w:rPr>
+                <w:b w:val="false"/>
+                <w:bCs w:val="false"/>
+                <w:color w:val="182030"/>
+                <w:sz w:val="20"/>
+                <w:szCs w:val="20"/>
+              </w:rPr>
+              <w:t xml:space="preserve">章节命中、参数截取、第四章边界、无章节诚实返回</w:t>
+            </w:r>
+          </w:p>
+        </w:tc>
+      </w:tr>
+      <w:tr>
+        <w:trPr>
+          <w:cantSplit/>
+        </w:trPr>
+        <w:tc>
+          <w:tcPr>
+            <w:tcBorders>
+              <w:top w:val="single" w:color="D8E4EC" w:sz="4"/>
+              <w:left w:val="single" w:color="D8E4EC" w:sz="4"/>
+              <w:bottom w:val="single" w:color="D8E4EC" w:sz="4"/>
+              <w:right w:val="single" w:color="D8E4EC" w:sz="4"/>
+            </w:tcBorders>
+            <w:shd w:fill="FFFFFF" w:val="clear"/>
+            <w:tcMar>
+              <w:top w:type="dxa" w:w="80"/>
+              <w:left w:type="dxa" w:w="120"/>
+              <w:bottom w:type="dxa" w:w="80"/>
+              <w:right w:type="dxa" w:w="120"/>
+            </w:tcMar>
+          </w:tcPr>
+          <w:p>
+            <w:pPr>
+              <w:spacing w:line="276"/>
+              <w:jc w:val="left"/>
+            </w:pPr>
+            <w:r>
+              <w:rPr>
+                <w:b w:val="false"/>
+                <w:bCs w:val="false"/>
+                <w:color w:val="182030"/>
+                <w:sz w:val="20"/>
+                <w:szCs w:val="20"/>
+              </w:rPr>
+              <w:t xml:space="preserve">原文批注与置信度</w:t>
+            </w:r>
+          </w:p>
+        </w:tc>
+        <w:tc>
+          <w:tcPr>
+            <w:tcBorders>
+              <w:top w:val="single" w:color="D8E4EC" w:sz="4"/>
+              <w:left w:val="single" w:color="D8E4EC" w:sz="4"/>
+              <w:bottom w:val="single" w:color="D8E4EC" w:sz="4"/>
+              <w:right w:val="single" w:color="D8E4EC" w:sz="4"/>
+            </w:tcBorders>
+            <w:shd w:fill="FFFFFF" w:val="clear"/>
+            <w:tcMar>
+              <w:top w:type="dxa" w:w="80"/>
+              <w:left w:type="dxa" w:w="120"/>
+              <w:bottom w:type="dxa" w:w="80"/>
+              <w:right w:type="dxa" w:w="120"/>
+            </w:tcMar>
+          </w:tcPr>
+          <w:p>
+            <w:pPr>
+              <w:spacing w:line="276"/>
+              <w:jc w:val="center"/>
+            </w:pPr>
+            <w:r>
+              <w:rPr>
+                <w:b w:val="false"/>
+                <w:bCs w:val="false"/>
+                <w:color w:val="182030"/>
+                <w:sz w:val="20"/>
+                <w:szCs w:val="20"/>
+              </w:rPr>
+              <w:t xml:space="preserve">12</w:t>
+            </w:r>
+          </w:p>
+        </w:tc>
+        <w:tc>
+          <w:tcPr>
+            <w:tcBorders>
+              <w:top w:val="single" w:color="D8E4EC" w:sz="4"/>
+              <w:left w:val="single" w:color="D8E4EC" w:sz="4"/>
+              <w:bottom w:val="single" w:color="D8E4EC" w:sz="4"/>
+              <w:right w:val="single" w:color="D8E4EC" w:sz="4"/>
+            </w:tcBorders>
+            <w:shd w:fill="FFFFFF" w:val="clear"/>
+            <w:tcMar>
+              <w:top w:type="dxa" w:w="80"/>
+              <w:left w:type="dxa" w:w="120"/>
+              <w:bottom w:type="dxa" w:w="80"/>
+              <w:right w:type="dxa" w:w="120"/>
+            </w:tcMar>
+          </w:tcPr>
+          <w:p>
+            <w:pPr>
+              <w:spacing w:line="276"/>
+              <w:jc w:val="left"/>
+            </w:pPr>
+            <w:r>
+              <w:rPr>
+                <w:b w:val="false"/>
+                <w:bCs w:val="false"/>
+                <w:color w:val="182030"/>
+                <w:sz w:val="20"/>
+                <w:szCs w:val="20"/>
+              </w:rPr>
+              <w:t xml:space="preserve">批注数据排序与区间合法性、★捕获、别名匹配中置信、口径冲突中置信、品牌报告</w:t>
             </w:r>
           </w:p>
         </w:tc>
@@ -3778,7 +4194,7 @@
           <w:sz w:val="24"/>
           <w:szCs w:val="24"/>
         </w:rPr>
-        <w:t xml:space="preserve">核心判定引擎在正向、反向、边界与异常输入场景下行为正确；反幻觉约束有效（无编造输出）；公告变更检测与自定义词库功能按设计工作；缺陷均已修复且纳入回归。综合评定：标书快反V1.7具备参赛演示与经销商试点交付条件。建议后续将真实招标文件纳入持续测试集，并随规则库扩充同步补充断言。</w:t>
+        <w:t xml:space="preserve">核心判定引擎在正向、反向、边界与异常输入场景下行为正确；反幻觉约束有效（无编造输出）；公告变更检测与自定义词库功能按设计工作；缺陷均已修复且纳入回归。综合评定：标书快反V2.1具备参赛演示与经销商试点交付条件。建议后续将真实招标文件纳入持续测试集，并随规则库扩充同步补充断言。</w:t>
       </w:r>
     </w:p>
     <w:sectPr>

--- a/docs/Test-Report-BidPilot.docx
+++ b/docs/Test-Report-BidPilot.docx
@@ -91,7 +91,7 @@
                 <w:sz w:val="24"/>
                 <w:szCs w:val="24"/>
               </w:rPr>
-              <w:t xml:space="preserve">核心判定引擎与应用整体质量验证 · V2.1</w:t>
+              <w:t xml:space="preserve">核心判定引擎与应用整体质量验证 · V2.1.1</w:t>
             </w:r>
           </w:p>
           <w:p>
@@ -529,7 +529,7 @@
           <w:sz w:val="24"/>
           <w:szCs w:val="24"/>
         </w:rPr>
-        <w:t xml:space="preserve">测试结论：全部133项自动化断言通过，通过率100%；浏览器人工验收覆盖主要界面路径；文档质检脚本零错误。产品满足可演示、可交付状态。</w:t>
+        <w:t xml:space="preserve">测试结论：全部140项自动化断言通过，通过率100%；浏览器人工验收覆盖主要界面路径；文档质检脚本零错误。产品满足可演示、可交付状态。</w:t>
       </w:r>
     </w:p>
     <w:p>
@@ -919,7 +919,7 @@
                 <w:sz w:val="20"/>
                 <w:szCs w:val="20"/>
               </w:rPr>
-              <w:t xml:space="preserve">engine.js v2.1.0、index.html 前端应用、sw.js PWA</w:t>
+              <w:t xml:space="preserve">engine.js v2.1.1、index.html 前端应用、sw.js PWA</w:t>
             </w:r>
           </w:p>
         </w:tc>
@@ -1061,7 +1061,7 @@
           <w:sz w:val="24"/>
           <w:szCs w:val="24"/>
         </w:rPr>
-        <w:t xml:space="preserve">115项断言固化于 tests/engine.test.js，一条命令全量复跑（node tests/engine.test.js），任一断言失败即退出码非零、禁止发版；</w:t>
+        <w:t xml:space="preserve">140项断言固化于 tests/engine.test.js，一条命令全量复跑（node tests/engine.test.js），任一断言失败即退出码非零、禁止发版；</w:t>
       </w:r>
     </w:p>
     <w:p>
@@ -1200,7 +1200,7 @@
           <w:sz w:val="24"/>
           <w:szCs w:val="24"/>
         </w:rPr>
-        <w:t xml:space="preserve">执行命令 node tests/engine.test.js，输出 PASS=133 FAIL=0，通过率100%。断言分类分布如下：</w:t>
+        <w:t xml:space="preserve">执行命令 node tests/engine.test.js，输出 PASS=140 FAIL=0，通过率100%。断言分类分布如下：</w:t>
       </w:r>
     </w:p>
     <w:tbl>
@@ -2295,7 +2295,7 @@
                 <w:sz w:val="20"/>
                 <w:szCs w:val="20"/>
               </w:rPr>
-              <w:t xml:space="preserve">采购文件章节定位</w:t>
+              <w:t xml:space="preserve">原文批注与置信度</w:t>
             </w:r>
           </w:p>
         </w:tc>
@@ -2328,7 +2328,7 @@
                 <w:sz w:val="20"/>
                 <w:szCs w:val="20"/>
               </w:rPr>
-              <w:t xml:space="preserve">6</w:t>
+              <w:t xml:space="preserve">12</w:t>
             </w:r>
           </w:p>
         </w:tc>
@@ -2361,7 +2361,7 @@
                 <w:sz w:val="20"/>
                 <w:szCs w:val="20"/>
               </w:rPr>
-              <w:t xml:space="preserve">章节命中、参数截取、第四章边界、无章节诚实返回</w:t>
+              <w:t xml:space="preserve">批注数据排序与区间合法性、★捕获、别名匹配中置信、口径冲突中置信、品牌报告</w:t>
             </w:r>
           </w:p>
         </w:tc>
@@ -2399,6 +2399,214 @@
                 <w:sz w:val="20"/>
                 <w:szCs w:val="20"/>
               </w:rPr>
+              <w:t xml:space="preserve">采购文件章节定位</w:t>
+            </w:r>
+          </w:p>
+        </w:tc>
+        <w:tc>
+          <w:tcPr>
+            <w:tcBorders>
+              <w:top w:val="single" w:color="D8E4EC" w:sz="4"/>
+              <w:left w:val="single" w:color="D8E4EC" w:sz="4"/>
+              <w:bottom w:val="single" w:color="D8E4EC" w:sz="4"/>
+              <w:right w:val="single" w:color="D8E4EC" w:sz="4"/>
+            </w:tcBorders>
+            <w:shd w:fill="FFFFFF" w:val="clear"/>
+            <w:tcMar>
+              <w:top w:type="dxa" w:w="80"/>
+              <w:left w:type="dxa" w:w="120"/>
+              <w:bottom w:type="dxa" w:w="80"/>
+              <w:right w:type="dxa" w:w="120"/>
+            </w:tcMar>
+          </w:tcPr>
+          <w:p>
+            <w:pPr>
+              <w:spacing w:line="276"/>
+              <w:jc w:val="center"/>
+            </w:pPr>
+            <w:r>
+              <w:rPr>
+                <w:b w:val="false"/>
+                <w:bCs w:val="false"/>
+                <w:color w:val="182030"/>
+                <w:sz w:val="20"/>
+                <w:szCs w:val="20"/>
+              </w:rPr>
+              <w:t xml:space="preserve">6</w:t>
+            </w:r>
+          </w:p>
+        </w:tc>
+        <w:tc>
+          <w:tcPr>
+            <w:tcBorders>
+              <w:top w:val="single" w:color="D8E4EC" w:sz="4"/>
+              <w:left w:val="single" w:color="D8E4EC" w:sz="4"/>
+              <w:bottom w:val="single" w:color="D8E4EC" w:sz="4"/>
+              <w:right w:val="single" w:color="D8E4EC" w:sz="4"/>
+            </w:tcBorders>
+            <w:shd w:fill="FFFFFF" w:val="clear"/>
+            <w:tcMar>
+              <w:top w:type="dxa" w:w="80"/>
+              <w:left w:type="dxa" w:w="120"/>
+              <w:bottom w:type="dxa" w:w="80"/>
+              <w:right w:type="dxa" w:w="120"/>
+            </w:tcMar>
+          </w:tcPr>
+          <w:p>
+            <w:pPr>
+              <w:spacing w:line="276"/>
+              <w:jc w:val="left"/>
+            </w:pPr>
+            <w:r>
+              <w:rPr>
+                <w:b w:val="false"/>
+                <w:bCs w:val="false"/>
+                <w:color w:val="182030"/>
+                <w:sz w:val="20"/>
+                <w:szCs w:val="20"/>
+              </w:rPr>
+              <w:t xml:space="preserve">章节命中、参数截取、第四章边界、无章节诚实返回</w:t>
+            </w:r>
+          </w:p>
+        </w:tc>
+      </w:tr>
+      <w:tr>
+        <w:trPr>
+          <w:cantSplit/>
+        </w:trPr>
+        <w:tc>
+          <w:tcPr>
+            <w:tcBorders>
+              <w:top w:val="single" w:color="D8E4EC" w:sz="4"/>
+              <w:left w:val="single" w:color="D8E4EC" w:sz="4"/>
+              <w:bottom w:val="single" w:color="D8E4EC" w:sz="4"/>
+              <w:right w:val="single" w:color="D8E4EC" w:sz="4"/>
+            </w:tcBorders>
+            <w:shd w:fill="EDF4F9" w:val="clear"/>
+            <w:tcMar>
+              <w:top w:type="dxa" w:w="80"/>
+              <w:left w:type="dxa" w:w="120"/>
+              <w:bottom w:type="dxa" w:w="80"/>
+              <w:right w:type="dxa" w:w="120"/>
+            </w:tcMar>
+          </w:tcPr>
+          <w:p>
+            <w:pPr>
+              <w:spacing w:line="276"/>
+              <w:jc w:val="left"/>
+            </w:pPr>
+            <w:r>
+              <w:rPr>
+                <w:b w:val="false"/>
+                <w:bCs w:val="false"/>
+                <w:color w:val="182030"/>
+                <w:sz w:val="20"/>
+                <w:szCs w:val="20"/>
+              </w:rPr>
+              <w:t xml:space="preserve">采购文件章节定位</w:t>
+            </w:r>
+          </w:p>
+        </w:tc>
+        <w:tc>
+          <w:tcPr>
+            <w:tcBorders>
+              <w:top w:val="single" w:color="D8E4EC" w:sz="4"/>
+              <w:left w:val="single" w:color="D8E4EC" w:sz="4"/>
+              <w:bottom w:val="single" w:color="D8E4EC" w:sz="4"/>
+              <w:right w:val="single" w:color="D8E4EC" w:sz="4"/>
+            </w:tcBorders>
+            <w:shd w:fill="EDF4F9" w:val="clear"/>
+            <w:tcMar>
+              <w:top w:type="dxa" w:w="80"/>
+              <w:left w:type="dxa" w:w="120"/>
+              <w:bottom w:type="dxa" w:w="80"/>
+              <w:right w:type="dxa" w:w="120"/>
+            </w:tcMar>
+          </w:tcPr>
+          <w:p>
+            <w:pPr>
+              <w:spacing w:line="276"/>
+              <w:jc w:val="center"/>
+            </w:pPr>
+            <w:r>
+              <w:rPr>
+                <w:b w:val="false"/>
+                <w:bCs w:val="false"/>
+                <w:color w:val="182030"/>
+                <w:sz w:val="20"/>
+                <w:szCs w:val="20"/>
+              </w:rPr>
+              <w:t xml:space="preserve">6</w:t>
+            </w:r>
+          </w:p>
+        </w:tc>
+        <w:tc>
+          <w:tcPr>
+            <w:tcBorders>
+              <w:top w:val="single" w:color="D8E4EC" w:sz="4"/>
+              <w:left w:val="single" w:color="D8E4EC" w:sz="4"/>
+              <w:bottom w:val="single" w:color="D8E4EC" w:sz="4"/>
+              <w:right w:val="single" w:color="D8E4EC" w:sz="4"/>
+            </w:tcBorders>
+            <w:shd w:fill="EDF4F9" w:val="clear"/>
+            <w:tcMar>
+              <w:top w:type="dxa" w:w="80"/>
+              <w:left w:type="dxa" w:w="120"/>
+              <w:bottom w:type="dxa" w:w="80"/>
+              <w:right w:type="dxa" w:w="120"/>
+            </w:tcMar>
+          </w:tcPr>
+          <w:p>
+            <w:pPr>
+              <w:spacing w:line="276"/>
+              <w:jc w:val="left"/>
+            </w:pPr>
+            <w:r>
+              <w:rPr>
+                <w:b w:val="false"/>
+                <w:bCs w:val="false"/>
+                <w:color w:val="182030"/>
+                <w:sz w:val="20"/>
+                <w:szCs w:val="20"/>
+              </w:rPr>
+              <w:t xml:space="preserve">章节命中、参数截取、第四章边界、无章节诚实返回</w:t>
+            </w:r>
+          </w:p>
+        </w:tc>
+      </w:tr>
+      <w:tr>
+        <w:trPr>
+          <w:cantSplit/>
+        </w:trPr>
+        <w:tc>
+          <w:tcPr>
+            <w:tcBorders>
+              <w:top w:val="single" w:color="D8E4EC" w:sz="4"/>
+              <w:left w:val="single" w:color="D8E4EC" w:sz="4"/>
+              <w:bottom w:val="single" w:color="D8E4EC" w:sz="4"/>
+              <w:right w:val="single" w:color="D8E4EC" w:sz="4"/>
+            </w:tcBorders>
+            <w:shd w:fill="FFFFFF" w:val="clear"/>
+            <w:tcMar>
+              <w:top w:type="dxa" w:w="80"/>
+              <w:left w:type="dxa" w:w="120"/>
+              <w:bottom w:type="dxa" w:w="80"/>
+              <w:right w:type="dxa" w:w="120"/>
+            </w:tcMar>
+          </w:tcPr>
+          <w:p>
+            <w:pPr>
+              <w:spacing w:line="276"/>
+              <w:jc w:val="left"/>
+            </w:pPr>
+            <w:r>
+              <w:rPr>
+                <w:b w:val="false"/>
+                <w:bCs w:val="false"/>
+                <w:color w:val="182030"/>
+                <w:sz w:val="20"/>
+                <w:szCs w:val="20"/>
+              </w:rPr>
               <w:t xml:space="preserve">品类扩展与▲双级风控</w:t>
             </w:r>
           </w:p>
@@ -2466,6 +2674,214 @@
                 <w:szCs w:val="20"/>
               </w:rPr>
               <w:t xml:space="preserve">压路机/洒水车场景、L容积换算、▲识别与前提警示、交货期政采措辞</w:t>
+            </w:r>
+          </w:p>
+        </w:tc>
+      </w:tr>
+      <w:tr>
+        <w:trPr>
+          <w:cantSplit/>
+        </w:trPr>
+        <w:tc>
+          <w:tcPr>
+            <w:tcBorders>
+              <w:top w:val="single" w:color="D8E4EC" w:sz="4"/>
+              <w:left w:val="single" w:color="D8E4EC" w:sz="4"/>
+              <w:bottom w:val="single" w:color="D8E4EC" w:sz="4"/>
+              <w:right w:val="single" w:color="D8E4EC" w:sz="4"/>
+            </w:tcBorders>
+            <w:shd w:fill="EDF4F9" w:val="clear"/>
+            <w:tcMar>
+              <w:top w:type="dxa" w:w="80"/>
+              <w:left w:type="dxa" w:w="120"/>
+              <w:bottom w:type="dxa" w:w="80"/>
+              <w:right w:type="dxa" w:w="120"/>
+            </w:tcMar>
+          </w:tcPr>
+          <w:p>
+            <w:pPr>
+              <w:spacing w:line="276"/>
+              <w:jc w:val="left"/>
+            </w:pPr>
+            <w:r>
+              <w:rPr>
+                <w:b w:val="false"/>
+                <w:bCs w:val="false"/>
+                <w:color w:val="182030"/>
+                <w:sz w:val="20"/>
+                <w:szCs w:val="20"/>
+              </w:rPr>
+              <w:t xml:space="preserve">原文批注与置信度</w:t>
+            </w:r>
+          </w:p>
+        </w:tc>
+        <w:tc>
+          <w:tcPr>
+            <w:tcBorders>
+              <w:top w:val="single" w:color="D8E4EC" w:sz="4"/>
+              <w:left w:val="single" w:color="D8E4EC" w:sz="4"/>
+              <w:bottom w:val="single" w:color="D8E4EC" w:sz="4"/>
+              <w:right w:val="single" w:color="D8E4EC" w:sz="4"/>
+            </w:tcBorders>
+            <w:shd w:fill="EDF4F9" w:val="clear"/>
+            <w:tcMar>
+              <w:top w:type="dxa" w:w="80"/>
+              <w:left w:type="dxa" w:w="120"/>
+              <w:bottom w:type="dxa" w:w="80"/>
+              <w:right w:type="dxa" w:w="120"/>
+            </w:tcMar>
+          </w:tcPr>
+          <w:p>
+            <w:pPr>
+              <w:spacing w:line="276"/>
+              <w:jc w:val="center"/>
+            </w:pPr>
+            <w:r>
+              <w:rPr>
+                <w:b w:val="false"/>
+                <w:bCs w:val="false"/>
+                <w:color w:val="182030"/>
+                <w:sz w:val="20"/>
+                <w:szCs w:val="20"/>
+              </w:rPr>
+              <w:t xml:space="preserve">12</w:t>
+            </w:r>
+          </w:p>
+        </w:tc>
+        <w:tc>
+          <w:tcPr>
+            <w:tcBorders>
+              <w:top w:val="single" w:color="D8E4EC" w:sz="4"/>
+              <w:left w:val="single" w:color="D8E4EC" w:sz="4"/>
+              <w:bottom w:val="single" w:color="D8E4EC" w:sz="4"/>
+              <w:right w:val="single" w:color="D8E4EC" w:sz="4"/>
+            </w:tcBorders>
+            <w:shd w:fill="EDF4F9" w:val="clear"/>
+            <w:tcMar>
+              <w:top w:type="dxa" w:w="80"/>
+              <w:left w:type="dxa" w:w="120"/>
+              <w:bottom w:type="dxa" w:w="80"/>
+              <w:right w:type="dxa" w:w="120"/>
+            </w:tcMar>
+          </w:tcPr>
+          <w:p>
+            <w:pPr>
+              <w:spacing w:line="276"/>
+              <w:jc w:val="left"/>
+            </w:pPr>
+            <w:r>
+              <w:rPr>
+                <w:b w:val="false"/>
+                <w:bCs w:val="false"/>
+                <w:color w:val="182030"/>
+                <w:sz w:val="20"/>
+                <w:szCs w:val="20"/>
+              </w:rPr>
+              <w:t xml:space="preserve">批注数据排序与区间合法性、★捕获、别名匹配中置信、口径冲突中置信、品牌报告</w:t>
+            </w:r>
+          </w:p>
+        </w:tc>
+      </w:tr>
+      <w:tr>
+        <w:trPr>
+          <w:cantSplit/>
+        </w:trPr>
+        <w:tc>
+          <w:tcPr>
+            <w:tcBorders>
+              <w:top w:val="single" w:color="D8E4EC" w:sz="4"/>
+              <w:left w:val="single" w:color="D8E4EC" w:sz="4"/>
+              <w:bottom w:val="single" w:color="D8E4EC" w:sz="4"/>
+              <w:right w:val="single" w:color="D8E4EC" w:sz="4"/>
+            </w:tcBorders>
+            <w:shd w:fill="FFFFFF" w:val="clear"/>
+            <w:tcMar>
+              <w:top w:type="dxa" w:w="80"/>
+              <w:left w:type="dxa" w:w="120"/>
+              <w:bottom w:type="dxa" w:w="80"/>
+              <w:right w:type="dxa" w:w="120"/>
+            </w:tcMar>
+          </w:tcPr>
+          <w:p>
+            <w:pPr>
+              <w:spacing w:line="276"/>
+              <w:jc w:val="left"/>
+            </w:pPr>
+            <w:r>
+              <w:rPr>
+                <w:b w:val="false"/>
+                <w:bCs w:val="false"/>
+                <w:color w:val="182030"/>
+                <w:sz w:val="20"/>
+                <w:szCs w:val="20"/>
+              </w:rPr>
+              <w:t xml:space="preserve">采购文件章节定位</w:t>
+            </w:r>
+          </w:p>
+        </w:tc>
+        <w:tc>
+          <w:tcPr>
+            <w:tcBorders>
+              <w:top w:val="single" w:color="D8E4EC" w:sz="4"/>
+              <w:left w:val="single" w:color="D8E4EC" w:sz="4"/>
+              <w:bottom w:val="single" w:color="D8E4EC" w:sz="4"/>
+              <w:right w:val="single" w:color="D8E4EC" w:sz="4"/>
+            </w:tcBorders>
+            <w:shd w:fill="FFFFFF" w:val="clear"/>
+            <w:tcMar>
+              <w:top w:type="dxa" w:w="80"/>
+              <w:left w:type="dxa" w:w="120"/>
+              <w:bottom w:type="dxa" w:w="80"/>
+              <w:right w:type="dxa" w:w="120"/>
+            </w:tcMar>
+          </w:tcPr>
+          <w:p>
+            <w:pPr>
+              <w:spacing w:line="276"/>
+              <w:jc w:val="center"/>
+            </w:pPr>
+            <w:r>
+              <w:rPr>
+                <w:b w:val="false"/>
+                <w:bCs w:val="false"/>
+                <w:color w:val="182030"/>
+                <w:sz w:val="20"/>
+                <w:szCs w:val="20"/>
+              </w:rPr>
+              <w:t xml:space="preserve">6</w:t>
+            </w:r>
+          </w:p>
+        </w:tc>
+        <w:tc>
+          <w:tcPr>
+            <w:tcBorders>
+              <w:top w:val="single" w:color="D8E4EC" w:sz="4"/>
+              <w:left w:val="single" w:color="D8E4EC" w:sz="4"/>
+              <w:bottom w:val="single" w:color="D8E4EC" w:sz="4"/>
+              <w:right w:val="single" w:color="D8E4EC" w:sz="4"/>
+            </w:tcBorders>
+            <w:shd w:fill="FFFFFF" w:val="clear"/>
+            <w:tcMar>
+              <w:top w:type="dxa" w:w="80"/>
+              <w:left w:type="dxa" w:w="120"/>
+              <w:bottom w:type="dxa" w:w="80"/>
+              <w:right w:type="dxa" w:w="120"/>
+            </w:tcMar>
+          </w:tcPr>
+          <w:p>
+            <w:pPr>
+              <w:spacing w:line="276"/>
+              <w:jc w:val="left"/>
+            </w:pPr>
+            <w:r>
+              <w:rPr>
+                <w:b w:val="false"/>
+                <w:bCs w:val="false"/>
+                <w:color w:val="182030"/>
+                <w:sz w:val="20"/>
+                <w:szCs w:val="20"/>
+              </w:rPr>
+              <w:t xml:space="preserve">章节命中、参数截取、第四章边界、无章节诚实返回</w:t>
             </w:r>
           </w:p>
         </w:tc>
@@ -4194,7 +4610,7 @@
           <w:sz w:val="24"/>
           <w:szCs w:val="24"/>
         </w:rPr>
-        <w:t xml:space="preserve">核心判定引擎在正向、反向、边界与异常输入场景下行为正确；反幻觉约束有效（无编造输出）；公告变更检测与自定义词库功能按设计工作；缺陷均已修复且纳入回归。综合评定：标书快反V2.1具备参赛演示与经销商试点交付条件。建议后续将真实招标文件纳入持续测试集，并随规则库扩充同步补充断言。</w:t>
+        <w:t xml:space="preserve">核心判定引擎在正向、反向、边界与异常输入场景下行为正确；反幻觉约束有效（无编造输出）；公告变更检测与自定义词库功能按设计工作；缺陷均已修复且纳入回归。综合评定：标书快反V2.1.1具备参赛演示与经销商试点交付条件。建议后续将真实招标文件纳入持续测试集，并随规则库扩充同步补充断言。</w:t>
       </w:r>
     </w:p>
     <w:sectPr>

--- a/docs/Test-Report-BidPilot.docx
+++ b/docs/Test-Report-BidPilot.docx
@@ -111,7 +111,7 @@
                 <w:sz w:val="36"/>
                 <w:szCs w:val="36"/>
               </w:rPr>
-              <w:t xml:space="preserve">自动化断言 115 项 · 通过率 100%</w:t>
+              <w:t xml:space="preserve">自动化断言 142 项 · 通过率 100%</w:t>
             </w:r>
           </w:p>
           <w:p>
@@ -191,258 +191,9 @@
         <w:p>
           <w:r>
             <w:fldChar w:fldCharType="begin" w:dirty="true"/>
-          </w:r>
-          <w:r>
             <w:instrText xml:space="preserve">TOC \h \o "1-2"</w:instrText>
-          </w:r>
-          <w:r>
             <w:fldChar w:fldCharType="separate"/>
           </w:r>
-        </w:p>
-        <w:p>
-          <w:pPr>
-            <w:pStyle w:val="9"/>
-            <w:tabs>
-              <w:tab w:val="right" w:leader="dot" w:pos="9026"/>
-            </w:tabs>
-            <w:spacing w:before="120" w:after="60"/>
-          </w:pPr>
-          <w:hyperlink w:anchor="_Toc100000" w:history="1">
-            <w:r>
-              <w:rPr>
-                <w:rStyle w:val="Hyperlink"/>
-              </w:rPr>
-              <w:t>一、测试概述</w:t>
-            </w:r>
-            <w:r>
-              <w:tab/>
-            </w:r>
-            <w:r>
-              <w:fldChar w:fldCharType="begin"/>
-            </w:r>
-            <w:r>
-              <w:instrText xml:space="preserve"> PAGEREF _Toc100000 \h </w:instrText>
-            </w:r>
-            <w:r>
-              <w:fldChar w:fldCharType="separate"/>
-            </w:r>
-            <w:r>
-              <w:t>1</w:t>
-            </w:r>
-            <w:r>
-              <w:fldChar w:fldCharType="end"/>
-            </w:r>
-          </w:hyperlink>
-        </w:p>
-        <w:p>
-          <w:pPr>
-            <w:pStyle w:val="9"/>
-            <w:tabs>
-              <w:tab w:val="right" w:leader="dot" w:pos="9026"/>
-            </w:tabs>
-            <w:spacing w:before="120" w:after="60"/>
-          </w:pPr>
-          <w:hyperlink w:anchor="_Toc100001" w:history="1">
-            <w:r>
-              <w:rPr>
-                <w:rStyle w:val="Hyperlink"/>
-              </w:rPr>
-              <w:t>二、测试环境</w:t>
-            </w:r>
-            <w:r>
-              <w:tab/>
-            </w:r>
-            <w:r>
-              <w:fldChar w:fldCharType="begin"/>
-            </w:r>
-            <w:r>
-              <w:instrText xml:space="preserve"> PAGEREF _Toc100001 \h </w:instrText>
-            </w:r>
-            <w:r>
-              <w:fldChar w:fldCharType="separate"/>
-            </w:r>
-            <w:r>
-              <w:t>2</w:t>
-            </w:r>
-            <w:r>
-              <w:fldChar w:fldCharType="end"/>
-            </w:r>
-          </w:hyperlink>
-        </w:p>
-        <w:p>
-          <w:pPr>
-            <w:pStyle w:val="9"/>
-            <w:tabs>
-              <w:tab w:val="right" w:leader="dot" w:pos="9026"/>
-            </w:tabs>
-            <w:spacing w:before="120" w:after="60"/>
-          </w:pPr>
-          <w:hyperlink w:anchor="_Toc100002" w:history="1">
-            <w:r>
-              <w:rPr>
-                <w:rStyle w:val="Hyperlink"/>
-              </w:rPr>
-              <w:t>三、测试方法</w:t>
-            </w:r>
-            <w:r>
-              <w:tab/>
-            </w:r>
-            <w:r>
-              <w:fldChar w:fldCharType="begin"/>
-            </w:r>
-            <w:r>
-              <w:instrText xml:space="preserve"> PAGEREF _Toc100002 \h </w:instrText>
-            </w:r>
-            <w:r>
-              <w:fldChar w:fldCharType="separate"/>
-            </w:r>
-            <w:r>
-              <w:t>2</w:t>
-            </w:r>
-            <w:r>
-              <w:fldChar w:fldCharType="end"/>
-            </w:r>
-          </w:hyperlink>
-        </w:p>
-        <w:p>
-          <w:pPr>
-            <w:pStyle w:val="9"/>
-            <w:tabs>
-              <w:tab w:val="right" w:leader="dot" w:pos="9026"/>
-            </w:tabs>
-            <w:spacing w:before="120" w:after="60"/>
-          </w:pPr>
-          <w:hyperlink w:anchor="_Toc100003" w:history="1">
-            <w:r>
-              <w:rPr>
-                <w:rStyle w:val="Hyperlink"/>
-              </w:rPr>
-              <w:t>四、测试执行结果</w:t>
-            </w:r>
-            <w:r>
-              <w:tab/>
-            </w:r>
-            <w:r>
-              <w:fldChar w:fldCharType="begin"/>
-            </w:r>
-            <w:r>
-              <w:instrText xml:space="preserve"> PAGEREF _Toc100003 \h </w:instrText>
-            </w:r>
-            <w:r>
-              <w:fldChar w:fldCharType="separate"/>
-            </w:r>
-            <w:r>
-              <w:t>2</w:t>
-            </w:r>
-            <w:r>
-              <w:fldChar w:fldCharType="end"/>
-            </w:r>
-          </w:hyperlink>
-        </w:p>
-        <w:p>
-          <w:pPr>
-            <w:pStyle w:val="9"/>
-            <w:tabs>
-              <w:tab w:val="right" w:leader="dot" w:pos="9026"/>
-            </w:tabs>
-            <w:spacing w:before="120" w:after="60"/>
-          </w:pPr>
-          <w:hyperlink w:anchor="_Toc100004" w:history="1">
-            <w:r>
-              <w:rPr>
-                <w:rStyle w:val="Hyperlink"/>
-              </w:rPr>
-              <w:t>五、缺陷记录与修复历史</w:t>
-            </w:r>
-            <w:r>
-              <w:tab/>
-            </w:r>
-            <w:r>
-              <w:fldChar w:fldCharType="begin"/>
-            </w:r>
-            <w:r>
-              <w:instrText xml:space="preserve"> PAGEREF _Toc100004 \h </w:instrText>
-            </w:r>
-            <w:r>
-              <w:fldChar w:fldCharType="separate"/>
-            </w:r>
-            <w:r>
-              <w:t>3</w:t>
-            </w:r>
-            <w:r>
-              <w:fldChar w:fldCharType="end"/>
-            </w:r>
-          </w:hyperlink>
-        </w:p>
-        <w:p>
-          <w:pPr>
-            <w:pStyle w:val="9"/>
-            <w:tabs>
-              <w:tab w:val="right" w:leader="dot" w:pos="9026"/>
-            </w:tabs>
-            <w:spacing w:before="120" w:after="60"/>
-          </w:pPr>
-          <w:hyperlink w:anchor="_Toc100005" w:history="1">
-            <w:r>
-              <w:rPr>
-                <w:rStyle w:val="Hyperlink"/>
-              </w:rPr>
-              <w:t>六、遗留问题与改进建议</w:t>
-            </w:r>
-            <w:r>
-              <w:tab/>
-            </w:r>
-            <w:r>
-              <w:fldChar w:fldCharType="begin"/>
-            </w:r>
-            <w:r>
-              <w:instrText xml:space="preserve"> PAGEREF _Toc100005 \h </w:instrText>
-            </w:r>
-            <w:r>
-              <w:fldChar w:fldCharType="separate"/>
-            </w:r>
-            <w:r>
-              <w:t>4</w:t>
-            </w:r>
-            <w:r>
-              <w:fldChar w:fldCharType="end"/>
-            </w:r>
-          </w:hyperlink>
-        </w:p>
-        <w:p>
-          <w:pPr>
-            <w:pStyle w:val="9"/>
-            <w:tabs>
-              <w:tab w:val="right" w:leader="dot" w:pos="9026"/>
-            </w:tabs>
-            <w:spacing w:before="120" w:after="60"/>
-          </w:pPr>
-          <w:hyperlink w:anchor="_Toc100006" w:history="1">
-            <w:r>
-              <w:rPr>
-                <w:rStyle w:val="Hyperlink"/>
-              </w:rPr>
-              <w:t>七、测试结论</w:t>
-            </w:r>
-            <w:r>
-              <w:tab/>
-            </w:r>
-            <w:r>
-              <w:fldChar w:fldCharType="begin"/>
-            </w:r>
-            <w:r>
-              <w:instrText xml:space="preserve"> PAGEREF _Toc100006 \h </w:instrText>
-            </w:r>
-            <w:r>
-              <w:fldChar w:fldCharType="separate"/>
-            </w:r>
-            <w:r>
-              <w:t>4</w:t>
-            </w:r>
-            <w:r>
-              <w:fldChar w:fldCharType="end"/>
-            </w:r>
-          </w:hyperlink>
         </w:p>
         <w:p>
           <w:r>
@@ -488,7 +239,6 @@
         <w:pStyle w:val="Heading1"/>
         <w:spacing w:after="160" w:before="400"/>
       </w:pPr>
-      <w:bookmarkStart w:id="100000" w:name="_Toc100000"/>
       <w:r>
         <w:rPr>
           <w:rFonts w:ascii="Arial" w:eastAsia="Microsoft YaHei"/>
@@ -500,7 +250,6 @@
         </w:rPr>
         <w:t xml:space="preserve">一、测试概述</w:t>
       </w:r>
-      <w:bookmarkEnd w:id="100000"/>
     </w:p>
     <w:p>
       <w:pPr>
@@ -529,7 +278,7 @@
           <w:sz w:val="24"/>
           <w:szCs w:val="24"/>
         </w:rPr>
-        <w:t xml:space="preserve">测试结论：全部140项自动化断言通过，通过率100%；浏览器人工验收覆盖主要界面路径；文档质检脚本零错误。产品满足可演示、可交付状态。</w:t>
+        <w:t xml:space="preserve">测试结论：全部142项自动化断言通过，通过率100%；浏览器人工验收覆盖主要界面路径；文档质检脚本零错误。产品满足可演示、可交付状态。</w:t>
       </w:r>
     </w:p>
     <w:p>
@@ -537,7 +286,6 @@
         <w:pStyle w:val="Heading1"/>
         <w:spacing w:after="160" w:before="400"/>
       </w:pPr>
-      <w:bookmarkStart w:id="100001" w:name="_Toc100001"/>
       <w:r>
         <w:rPr>
           <w:rFonts w:ascii="Arial" w:eastAsia="Microsoft YaHei"/>
@@ -549,7 +297,6 @@
         </w:rPr>
         <w:t xml:space="preserve">二、测试环境</w:t>
       </w:r>
-      <w:bookmarkEnd w:id="100001"/>
     </w:p>
     <w:tbl>
       <w:tblPr>
@@ -1015,7 +762,6 @@
         <w:pStyle w:val="Heading1"/>
         <w:spacing w:after="160" w:before="400"/>
       </w:pPr>
-      <w:bookmarkStart w:id="100002" w:name="_Toc100002"/>
       <w:r>
         <w:rPr>
           <w:rFonts w:ascii="Arial" w:eastAsia="Microsoft YaHei"/>
@@ -1027,7 +773,6 @@
         </w:rPr>
         <w:t xml:space="preserve">三、测试方法</w:t>
       </w:r>
-      <w:bookmarkEnd w:id="100002"/>
     </w:p>
     <w:p>
       <w:pPr>
@@ -1061,7 +806,7 @@
           <w:sz w:val="24"/>
           <w:szCs w:val="24"/>
         </w:rPr>
-        <w:t xml:space="preserve">140项断言固化于 tests/engine.test.js，一条命令全量复跑（node tests/engine.test.js），任一断言失败即退出码非零、禁止发版；</w:t>
+        <w:t xml:space="preserve">142项断言固化于 tests/engine.test.js，一条命令全量复跑（node tests/engine.test.js），任一断言失败即退出码非零、禁止发版；</w:t>
       </w:r>
     </w:p>
     <w:p>
@@ -1174,7 +919,6 @@
         <w:pStyle w:val="Heading1"/>
         <w:spacing w:after="160" w:before="400"/>
       </w:pPr>
-      <w:bookmarkStart w:id="100003" w:name="_Toc100003"/>
       <w:r>
         <w:rPr>
           <w:rFonts w:ascii="Arial" w:eastAsia="Microsoft YaHei"/>
@@ -1186,7 +930,6 @@
         </w:rPr>
         <w:t xml:space="preserve">四、测试执行结果</w:t>
       </w:r>
-      <w:bookmarkEnd w:id="100003"/>
     </w:p>
     <w:p>
       <w:pPr>
@@ -1200,7 +943,7 @@
           <w:sz w:val="24"/>
           <w:szCs w:val="24"/>
         </w:rPr>
-        <w:t xml:space="preserve">执行命令 node tests/engine.test.js，输出 PASS=140 FAIL=0，通过率100%。断言分类分布如下：</w:t>
+        <w:t xml:space="preserve">执行命令 node tests/engine.test.js，输出 PASS=142 FAIL=0，通过率100%。断言分类分布如下（与测试源码分节一一对应）：</w:t>
       </w:r>
     </w:p>
     <w:tbl>
@@ -1567,7 +1310,7 @@
                 <w:sz w:val="20"/>
                 <w:szCs w:val="20"/>
               </w:rPr>
-              <w:t xml:space="preserve">公告变更检测</w:t>
+              <w:t xml:space="preserve">单位与口径边界</w:t>
             </w:r>
           </w:p>
         </w:tc>
@@ -1600,7 +1343,7 @@
                 <w:sz w:val="20"/>
                 <w:szCs w:val="20"/>
               </w:rPr>
-              <w:t xml:space="preserve">9</w:t>
+              <w:t xml:space="preserve">6</w:t>
             </w:r>
           </w:p>
         </w:tc>
@@ -1633,7 +1376,7 @@
                 <w:sz w:val="20"/>
                 <w:szCs w:val="20"/>
               </w:rPr>
-              <w:t xml:space="preserve">六类变更捕获、风险排序、建议生成、相同与空输入报错</w:t>
+              <w:t xml:space="preserve">马力换kW、半年质保判定（含0.5年与上限型要求回归用例）、口径冲突拒绝换算、区间要求</w:t>
             </w:r>
           </w:p>
         </w:tc>
@@ -1671,7 +1414,7 @@
                 <w:sz w:val="20"/>
                 <w:szCs w:val="20"/>
               </w:rPr>
-              <w:t xml:space="preserve">自定义词库</w:t>
+              <w:t xml:space="preserve">鲁棒性</w:t>
             </w:r>
           </w:p>
         </w:tc>
@@ -1737,7 +1480,7 @@
                 <w:sz w:val="20"/>
                 <w:szCs w:val="20"/>
               </w:rPr>
-              <w:t xml:space="preserve">别名匹配、诚实标注来源、正则特殊字符安全、与单位换算叠加</w:t>
+              <w:t xml:space="preserve">空输入、无关输入不崩溃且不产生噪音、弱机场景</w:t>
             </w:r>
           </w:p>
         </w:tc>
@@ -1775,7 +1518,7 @@
                 <w:sz w:val="20"/>
                 <w:szCs w:val="20"/>
               </w:rPr>
-              <w:t xml:space="preserve">HTML报告与补料清单</w:t>
+              <w:t xml:space="preserve">报告导出与补料清单</w:t>
             </w:r>
           </w:p>
         </w:tc>
@@ -1808,7 +1551,7 @@
                 <w:sz w:val="20"/>
                 <w:szCs w:val="20"/>
               </w:rPr>
-              <w:t xml:space="preserve">8</w:t>
+              <w:t xml:space="preserve">11</w:t>
             </w:r>
           </w:p>
         </w:tc>
@@ -1879,7 +1622,7 @@
                 <w:sz w:val="20"/>
                 <w:szCs w:val="20"/>
               </w:rPr>
-              <w:t xml:space="preserve">新机型与评分权重</w:t>
+              <w:t xml:space="preserve">★废标判定与时间表</w:t>
             </w:r>
           </w:p>
         </w:tc>
@@ -1912,7 +1655,7 @@
                 <w:sz w:val="20"/>
                 <w:szCs w:val="20"/>
               </w:rPr>
-              <w:t xml:space="preserve">11</w:t>
+              <w:t xml:space="preserve">13</w:t>
             </w:r>
           </w:p>
         </w:tc>
@@ -1945,7 +1688,7 @@
                 <w:sz w:val="20"/>
                 <w:szCs w:val="20"/>
               </w:rPr>
-              <w:t xml:space="preserve">起重机/泵车场景、自定义权重计算、非法权重回退</w:t>
+              <w:t xml:space="preserve">段级定位精确性、废标压制、行动时间表、公司抬头</w:t>
             </w:r>
           </w:p>
         </w:tc>
@@ -1983,7 +1726,7 @@
                 <w:sz w:val="20"/>
                 <w:szCs w:val="20"/>
               </w:rPr>
-              <w:t xml:space="preserve">★废标判定与时间表</w:t>
+              <w:t xml:space="preserve">新机型与评分权重</w:t>
             </w:r>
           </w:p>
         </w:tc>
@@ -2016,7 +1759,7 @@
                 <w:sz w:val="20"/>
                 <w:szCs w:val="20"/>
               </w:rPr>
-              <w:t xml:space="preserve">13</w:t>
+              <w:t xml:space="preserve">11</w:t>
             </w:r>
           </w:p>
         </w:tc>
@@ -2049,7 +1792,7 @@
                 <w:sz w:val="20"/>
                 <w:szCs w:val="20"/>
               </w:rPr>
-              <w:t xml:space="preserve">段级定位精确性、废标压制、行动时间表、公司抬头</w:t>
+              <w:t xml:space="preserve">起重机/泵车场景、自定义权重计算、非法权重回退</w:t>
             </w:r>
           </w:p>
         </w:tc>
@@ -2087,7 +1830,7 @@
                 <w:sz w:val="20"/>
                 <w:szCs w:val="20"/>
               </w:rPr>
-              <w:t xml:space="preserve">真实公告适配</w:t>
+              <w:t xml:space="preserve">公告变更检测与自定义词库</w:t>
             </w:r>
           </w:p>
         </w:tc>
@@ -2120,7 +1863,7 @@
                 <w:sz w:val="20"/>
                 <w:szCs w:val="20"/>
               </w:rPr>
-              <w:t xml:space="preserve">4</w:t>
+              <w:t xml:space="preserve">18</w:t>
             </w:r>
           </w:p>
         </w:tc>
@@ -2153,7 +1896,7 @@
                 <w:sz w:val="20"/>
                 <w:szCs w:val="20"/>
               </w:rPr>
-              <w:t xml:space="preserve">预算与限价分离、（元）后缀格式兼容</w:t>
+              <w:t xml:space="preserve">六类变更捕获、风险排序、别名匹配与诚实标注、正则特殊字符安全</w:t>
             </w:r>
           </w:p>
         </w:tc>
@@ -2191,7 +1934,7 @@
                 <w:sz w:val="20"/>
                 <w:szCs w:val="20"/>
               </w:rPr>
-              <w:t xml:space="preserve">品类扩展与▲双级风控</w:t>
+              <w:t xml:space="preserve">真实公告适配</w:t>
             </w:r>
           </w:p>
         </w:tc>
@@ -2224,7 +1967,7 @@
                 <w:sz w:val="20"/>
                 <w:szCs w:val="20"/>
               </w:rPr>
-              <w:t xml:space="preserve">13</w:t>
+              <w:t xml:space="preserve">4</w:t>
             </w:r>
           </w:p>
         </w:tc>
@@ -2257,7 +2000,7 @@
                 <w:sz w:val="20"/>
                 <w:szCs w:val="20"/>
               </w:rPr>
-              <w:t xml:space="preserve">压路机/洒水车场景、L容积换算、▲识别与前提警示、交货期政采措辞</w:t>
+              <w:t xml:space="preserve">预算与限价分离、（元）后缀格式兼容</w:t>
             </w:r>
           </w:p>
         </w:tc>
@@ -2295,7 +2038,7 @@
                 <w:sz w:val="20"/>
                 <w:szCs w:val="20"/>
               </w:rPr>
-              <w:t xml:space="preserve">原文批注与置信度</w:t>
+              <w:t xml:space="preserve">品类扩展与▲双级风控</w:t>
             </w:r>
           </w:p>
         </w:tc>
@@ -2328,7 +2071,7 @@
                 <w:sz w:val="20"/>
                 <w:szCs w:val="20"/>
               </w:rPr>
-              <w:t xml:space="preserve">12</w:t>
+              <w:t xml:space="preserve">13</w:t>
             </w:r>
           </w:p>
         </w:tc>
@@ -2361,7 +2104,7 @@
                 <w:sz w:val="20"/>
                 <w:szCs w:val="20"/>
               </w:rPr>
-              <w:t xml:space="preserve">批注数据排序与区间合法性、★捕获、别名匹配中置信、口径冲突中置信、品牌报告</w:t>
+              <w:t xml:space="preserve">压路机/洒水车场景、L容积换算、▲识别与前提警示、交货期政采措辞</w:t>
             </w:r>
           </w:p>
         </w:tc>
@@ -2399,7 +2142,7 @@
                 <w:sz w:val="20"/>
                 <w:szCs w:val="20"/>
               </w:rPr>
-              <w:t xml:space="preserve">采购文件章节定位</w:t>
+              <w:t xml:space="preserve">原文批注与置信度</w:t>
             </w:r>
           </w:p>
         </w:tc>
@@ -2432,7 +2175,7 @@
                 <w:sz w:val="20"/>
                 <w:szCs w:val="20"/>
               </w:rPr>
-              <w:t xml:space="preserve">6</w:t>
+              <w:t xml:space="preserve">12</w:t>
             </w:r>
           </w:p>
         </w:tc>
@@ -2465,7 +2208,7 @@
                 <w:sz w:val="20"/>
                 <w:szCs w:val="20"/>
               </w:rPr>
-              <w:t xml:space="preserve">章节命中、参数截取、第四章边界、无章节诚实返回</w:t>
+              <w:t xml:space="preserve">批注数据排序与区间合法性、★捕获、别名匹配中置信、口径冲突中置信、品牌报告</w:t>
             </w:r>
           </w:p>
         </w:tc>
@@ -2607,7 +2350,7 @@
                 <w:sz w:val="20"/>
                 <w:szCs w:val="20"/>
               </w:rPr>
-              <w:t xml:space="preserve">品类扩展与▲双级风控</w:t>
+              <w:t xml:space="preserve">导出一致性（v2.1.1）</w:t>
             </w:r>
           </w:p>
         </w:tc>
@@ -2640,7 +2383,7 @@
                 <w:sz w:val="20"/>
                 <w:szCs w:val="20"/>
               </w:rPr>
-              <w:t xml:space="preserve">13</w:t>
+              <w:t xml:space="preserve">7</w:t>
             </w:r>
           </w:p>
         </w:tc>
@@ -2673,631 +2416,7 @@
                 <w:sz w:val="20"/>
                 <w:szCs w:val="20"/>
               </w:rPr>
-              <w:t xml:space="preserve">压路机/洒水车场景、L容积换算、▲识别与前提警示、交货期政采措辞</w:t>
-            </w:r>
-          </w:p>
-        </w:tc>
-      </w:tr>
-      <w:tr>
-        <w:trPr>
-          <w:cantSplit/>
-        </w:trPr>
-        <w:tc>
-          <w:tcPr>
-            <w:tcBorders>
-              <w:top w:val="single" w:color="D8E4EC" w:sz="4"/>
-              <w:left w:val="single" w:color="D8E4EC" w:sz="4"/>
-              <w:bottom w:val="single" w:color="D8E4EC" w:sz="4"/>
-              <w:right w:val="single" w:color="D8E4EC" w:sz="4"/>
-            </w:tcBorders>
-            <w:shd w:fill="EDF4F9" w:val="clear"/>
-            <w:tcMar>
-              <w:top w:type="dxa" w:w="80"/>
-              <w:left w:type="dxa" w:w="120"/>
-              <w:bottom w:type="dxa" w:w="80"/>
-              <w:right w:type="dxa" w:w="120"/>
-            </w:tcMar>
-          </w:tcPr>
-          <w:p>
-            <w:pPr>
-              <w:spacing w:line="276"/>
-              <w:jc w:val="left"/>
-            </w:pPr>
-            <w:r>
-              <w:rPr>
-                <w:b w:val="false"/>
-                <w:bCs w:val="false"/>
-                <w:color w:val="182030"/>
-                <w:sz w:val="20"/>
-                <w:szCs w:val="20"/>
-              </w:rPr>
-              <w:t xml:space="preserve">原文批注与置信度</w:t>
-            </w:r>
-          </w:p>
-        </w:tc>
-        <w:tc>
-          <w:tcPr>
-            <w:tcBorders>
-              <w:top w:val="single" w:color="D8E4EC" w:sz="4"/>
-              <w:left w:val="single" w:color="D8E4EC" w:sz="4"/>
-              <w:bottom w:val="single" w:color="D8E4EC" w:sz="4"/>
-              <w:right w:val="single" w:color="D8E4EC" w:sz="4"/>
-            </w:tcBorders>
-            <w:shd w:fill="EDF4F9" w:val="clear"/>
-            <w:tcMar>
-              <w:top w:type="dxa" w:w="80"/>
-              <w:left w:type="dxa" w:w="120"/>
-              <w:bottom w:type="dxa" w:w="80"/>
-              <w:right w:type="dxa" w:w="120"/>
-            </w:tcMar>
-          </w:tcPr>
-          <w:p>
-            <w:pPr>
-              <w:spacing w:line="276"/>
-              <w:jc w:val="center"/>
-            </w:pPr>
-            <w:r>
-              <w:rPr>
-                <w:b w:val="false"/>
-                <w:bCs w:val="false"/>
-                <w:color w:val="182030"/>
-                <w:sz w:val="20"/>
-                <w:szCs w:val="20"/>
-              </w:rPr>
-              <w:t xml:space="preserve">12</w:t>
-            </w:r>
-          </w:p>
-        </w:tc>
-        <w:tc>
-          <w:tcPr>
-            <w:tcBorders>
-              <w:top w:val="single" w:color="D8E4EC" w:sz="4"/>
-              <w:left w:val="single" w:color="D8E4EC" w:sz="4"/>
-              <w:bottom w:val="single" w:color="D8E4EC" w:sz="4"/>
-              <w:right w:val="single" w:color="D8E4EC" w:sz="4"/>
-            </w:tcBorders>
-            <w:shd w:fill="EDF4F9" w:val="clear"/>
-            <w:tcMar>
-              <w:top w:type="dxa" w:w="80"/>
-              <w:left w:type="dxa" w:w="120"/>
-              <w:bottom w:type="dxa" w:w="80"/>
-              <w:right w:type="dxa" w:w="120"/>
-            </w:tcMar>
-          </w:tcPr>
-          <w:p>
-            <w:pPr>
-              <w:spacing w:line="276"/>
-              <w:jc w:val="left"/>
-            </w:pPr>
-            <w:r>
-              <w:rPr>
-                <w:b w:val="false"/>
-                <w:bCs w:val="false"/>
-                <w:color w:val="182030"/>
-                <w:sz w:val="20"/>
-                <w:szCs w:val="20"/>
-              </w:rPr>
-              <w:t xml:space="preserve">批注数据排序与区间合法性、★捕获、别名匹配中置信、口径冲突中置信、品牌报告</w:t>
-            </w:r>
-          </w:p>
-        </w:tc>
-      </w:tr>
-      <w:tr>
-        <w:trPr>
-          <w:cantSplit/>
-        </w:trPr>
-        <w:tc>
-          <w:tcPr>
-            <w:tcBorders>
-              <w:top w:val="single" w:color="D8E4EC" w:sz="4"/>
-              <w:left w:val="single" w:color="D8E4EC" w:sz="4"/>
-              <w:bottom w:val="single" w:color="D8E4EC" w:sz="4"/>
-              <w:right w:val="single" w:color="D8E4EC" w:sz="4"/>
-            </w:tcBorders>
-            <w:shd w:fill="FFFFFF" w:val="clear"/>
-            <w:tcMar>
-              <w:top w:type="dxa" w:w="80"/>
-              <w:left w:type="dxa" w:w="120"/>
-              <w:bottom w:type="dxa" w:w="80"/>
-              <w:right w:type="dxa" w:w="120"/>
-            </w:tcMar>
-          </w:tcPr>
-          <w:p>
-            <w:pPr>
-              <w:spacing w:line="276"/>
-              <w:jc w:val="left"/>
-            </w:pPr>
-            <w:r>
-              <w:rPr>
-                <w:b w:val="false"/>
-                <w:bCs w:val="false"/>
-                <w:color w:val="182030"/>
-                <w:sz w:val="20"/>
-                <w:szCs w:val="20"/>
-              </w:rPr>
-              <w:t xml:space="preserve">采购文件章节定位</w:t>
-            </w:r>
-          </w:p>
-        </w:tc>
-        <w:tc>
-          <w:tcPr>
-            <w:tcBorders>
-              <w:top w:val="single" w:color="D8E4EC" w:sz="4"/>
-              <w:left w:val="single" w:color="D8E4EC" w:sz="4"/>
-              <w:bottom w:val="single" w:color="D8E4EC" w:sz="4"/>
-              <w:right w:val="single" w:color="D8E4EC" w:sz="4"/>
-            </w:tcBorders>
-            <w:shd w:fill="FFFFFF" w:val="clear"/>
-            <w:tcMar>
-              <w:top w:type="dxa" w:w="80"/>
-              <w:left w:type="dxa" w:w="120"/>
-              <w:bottom w:type="dxa" w:w="80"/>
-              <w:right w:type="dxa" w:w="120"/>
-            </w:tcMar>
-          </w:tcPr>
-          <w:p>
-            <w:pPr>
-              <w:spacing w:line="276"/>
-              <w:jc w:val="center"/>
-            </w:pPr>
-            <w:r>
-              <w:rPr>
-                <w:b w:val="false"/>
-                <w:bCs w:val="false"/>
-                <w:color w:val="182030"/>
-                <w:sz w:val="20"/>
-                <w:szCs w:val="20"/>
-              </w:rPr>
-              <w:t xml:space="preserve">6</w:t>
-            </w:r>
-          </w:p>
-        </w:tc>
-        <w:tc>
-          <w:tcPr>
-            <w:tcBorders>
-              <w:top w:val="single" w:color="D8E4EC" w:sz="4"/>
-              <w:left w:val="single" w:color="D8E4EC" w:sz="4"/>
-              <w:bottom w:val="single" w:color="D8E4EC" w:sz="4"/>
-              <w:right w:val="single" w:color="D8E4EC" w:sz="4"/>
-            </w:tcBorders>
-            <w:shd w:fill="FFFFFF" w:val="clear"/>
-            <w:tcMar>
-              <w:top w:type="dxa" w:w="80"/>
-              <w:left w:type="dxa" w:w="120"/>
-              <w:bottom w:type="dxa" w:w="80"/>
-              <w:right w:type="dxa" w:w="120"/>
-            </w:tcMar>
-          </w:tcPr>
-          <w:p>
-            <w:pPr>
-              <w:spacing w:line="276"/>
-              <w:jc w:val="left"/>
-            </w:pPr>
-            <w:r>
-              <w:rPr>
-                <w:b w:val="false"/>
-                <w:bCs w:val="false"/>
-                <w:color w:val="182030"/>
-                <w:sz w:val="20"/>
-                <w:szCs w:val="20"/>
-              </w:rPr>
-              <w:t xml:space="preserve">章节命中、参数截取、第四章边界、无章节诚实返回</w:t>
-            </w:r>
-          </w:p>
-        </w:tc>
-      </w:tr>
-      <w:tr>
-        <w:trPr>
-          <w:cantSplit/>
-        </w:trPr>
-        <w:tc>
-          <w:tcPr>
-            <w:tcBorders>
-              <w:top w:val="single" w:color="D8E4EC" w:sz="4"/>
-              <w:left w:val="single" w:color="D8E4EC" w:sz="4"/>
-              <w:bottom w:val="single" w:color="D8E4EC" w:sz="4"/>
-              <w:right w:val="single" w:color="D8E4EC" w:sz="4"/>
-            </w:tcBorders>
-            <w:shd w:fill="EDF4F9" w:val="clear"/>
-            <w:tcMar>
-              <w:top w:type="dxa" w:w="80"/>
-              <w:left w:type="dxa" w:w="120"/>
-              <w:bottom w:type="dxa" w:w="80"/>
-              <w:right w:type="dxa" w:w="120"/>
-            </w:tcMar>
-          </w:tcPr>
-          <w:p>
-            <w:pPr>
-              <w:spacing w:line="276"/>
-              <w:jc w:val="left"/>
-            </w:pPr>
-            <w:r>
-              <w:rPr>
-                <w:b w:val="false"/>
-                <w:bCs w:val="false"/>
-                <w:color w:val="182030"/>
-                <w:sz w:val="20"/>
-                <w:szCs w:val="20"/>
-              </w:rPr>
-              <w:t xml:space="preserve">采购文件章节定位</w:t>
-            </w:r>
-          </w:p>
-        </w:tc>
-        <w:tc>
-          <w:tcPr>
-            <w:tcBorders>
-              <w:top w:val="single" w:color="D8E4EC" w:sz="4"/>
-              <w:left w:val="single" w:color="D8E4EC" w:sz="4"/>
-              <w:bottom w:val="single" w:color="D8E4EC" w:sz="4"/>
-              <w:right w:val="single" w:color="D8E4EC" w:sz="4"/>
-            </w:tcBorders>
-            <w:shd w:fill="EDF4F9" w:val="clear"/>
-            <w:tcMar>
-              <w:top w:type="dxa" w:w="80"/>
-              <w:left w:type="dxa" w:w="120"/>
-              <w:bottom w:type="dxa" w:w="80"/>
-              <w:right w:type="dxa" w:w="120"/>
-            </w:tcMar>
-          </w:tcPr>
-          <w:p>
-            <w:pPr>
-              <w:spacing w:line="276"/>
-              <w:jc w:val="center"/>
-            </w:pPr>
-            <w:r>
-              <w:rPr>
-                <w:b w:val="false"/>
-                <w:bCs w:val="false"/>
-                <w:color w:val="182030"/>
-                <w:sz w:val="20"/>
-                <w:szCs w:val="20"/>
-              </w:rPr>
-              <w:t xml:space="preserve">6</w:t>
-            </w:r>
-          </w:p>
-        </w:tc>
-        <w:tc>
-          <w:tcPr>
-            <w:tcBorders>
-              <w:top w:val="single" w:color="D8E4EC" w:sz="4"/>
-              <w:left w:val="single" w:color="D8E4EC" w:sz="4"/>
-              <w:bottom w:val="single" w:color="D8E4EC" w:sz="4"/>
-              <w:right w:val="single" w:color="D8E4EC" w:sz="4"/>
-            </w:tcBorders>
-            <w:shd w:fill="EDF4F9" w:val="clear"/>
-            <w:tcMar>
-              <w:top w:type="dxa" w:w="80"/>
-              <w:left w:type="dxa" w:w="120"/>
-              <w:bottom w:type="dxa" w:w="80"/>
-              <w:right w:type="dxa" w:w="120"/>
-            </w:tcMar>
-          </w:tcPr>
-          <w:p>
-            <w:pPr>
-              <w:spacing w:line="276"/>
-              <w:jc w:val="left"/>
-            </w:pPr>
-            <w:r>
-              <w:rPr>
-                <w:b w:val="false"/>
-                <w:bCs w:val="false"/>
-                <w:color w:val="182030"/>
-                <w:sz w:val="20"/>
-                <w:szCs w:val="20"/>
-              </w:rPr>
-              <w:t xml:space="preserve">章节命中、参数截取、第四章边界、无章节诚实返回</w:t>
-            </w:r>
-          </w:p>
-        </w:tc>
-      </w:tr>
-      <w:tr>
-        <w:trPr>
-          <w:cantSplit/>
-        </w:trPr>
-        <w:tc>
-          <w:tcPr>
-            <w:tcBorders>
-              <w:top w:val="single" w:color="D8E4EC" w:sz="4"/>
-              <w:left w:val="single" w:color="D8E4EC" w:sz="4"/>
-              <w:bottom w:val="single" w:color="D8E4EC" w:sz="4"/>
-              <w:right w:val="single" w:color="D8E4EC" w:sz="4"/>
-            </w:tcBorders>
-            <w:shd w:fill="FFFFFF" w:val="clear"/>
-            <w:tcMar>
-              <w:top w:type="dxa" w:w="80"/>
-              <w:left w:type="dxa" w:w="120"/>
-              <w:bottom w:type="dxa" w:w="80"/>
-              <w:right w:type="dxa" w:w="120"/>
-            </w:tcMar>
-          </w:tcPr>
-          <w:p>
-            <w:pPr>
-              <w:spacing w:line="276"/>
-              <w:jc w:val="left"/>
-            </w:pPr>
-            <w:r>
-              <w:rPr>
-                <w:b w:val="false"/>
-                <w:bCs w:val="false"/>
-                <w:color w:val="182030"/>
-                <w:sz w:val="20"/>
-                <w:szCs w:val="20"/>
-              </w:rPr>
-              <w:t xml:space="preserve">原文批注与置信度</w:t>
-            </w:r>
-          </w:p>
-        </w:tc>
-        <w:tc>
-          <w:tcPr>
-            <w:tcBorders>
-              <w:top w:val="single" w:color="D8E4EC" w:sz="4"/>
-              <w:left w:val="single" w:color="D8E4EC" w:sz="4"/>
-              <w:bottom w:val="single" w:color="D8E4EC" w:sz="4"/>
-              <w:right w:val="single" w:color="D8E4EC" w:sz="4"/>
-            </w:tcBorders>
-            <w:shd w:fill="FFFFFF" w:val="clear"/>
-            <w:tcMar>
-              <w:top w:type="dxa" w:w="80"/>
-              <w:left w:type="dxa" w:w="120"/>
-              <w:bottom w:type="dxa" w:w="80"/>
-              <w:right w:type="dxa" w:w="120"/>
-            </w:tcMar>
-          </w:tcPr>
-          <w:p>
-            <w:pPr>
-              <w:spacing w:line="276"/>
-              <w:jc w:val="center"/>
-            </w:pPr>
-            <w:r>
-              <w:rPr>
-                <w:b w:val="false"/>
-                <w:bCs w:val="false"/>
-                <w:color w:val="182030"/>
-                <w:sz w:val="20"/>
-                <w:szCs w:val="20"/>
-              </w:rPr>
-              <w:t xml:space="preserve">12</w:t>
-            </w:r>
-          </w:p>
-        </w:tc>
-        <w:tc>
-          <w:tcPr>
-            <w:tcBorders>
-              <w:top w:val="single" w:color="D8E4EC" w:sz="4"/>
-              <w:left w:val="single" w:color="D8E4EC" w:sz="4"/>
-              <w:bottom w:val="single" w:color="D8E4EC" w:sz="4"/>
-              <w:right w:val="single" w:color="D8E4EC" w:sz="4"/>
-            </w:tcBorders>
-            <w:shd w:fill="FFFFFF" w:val="clear"/>
-            <w:tcMar>
-              <w:top w:type="dxa" w:w="80"/>
-              <w:left w:type="dxa" w:w="120"/>
-              <w:bottom w:type="dxa" w:w="80"/>
-              <w:right w:type="dxa" w:w="120"/>
-            </w:tcMar>
-          </w:tcPr>
-          <w:p>
-            <w:pPr>
-              <w:spacing w:line="276"/>
-              <w:jc w:val="left"/>
-            </w:pPr>
-            <w:r>
-              <w:rPr>
-                <w:b w:val="false"/>
-                <w:bCs w:val="false"/>
-                <w:color w:val="182030"/>
-                <w:sz w:val="20"/>
-                <w:szCs w:val="20"/>
-              </w:rPr>
-              <w:t xml:space="preserve">批注数据排序与区间合法性、★捕获、别名匹配中置信、口径冲突中置信、品牌报告</w:t>
-            </w:r>
-          </w:p>
-        </w:tc>
-      </w:tr>
-      <w:tr>
-        <w:trPr>
-          <w:cantSplit/>
-        </w:trPr>
-        <w:tc>
-          <w:tcPr>
-            <w:tcBorders>
-              <w:top w:val="single" w:color="D8E4EC" w:sz="4"/>
-              <w:left w:val="single" w:color="D8E4EC" w:sz="4"/>
-              <w:bottom w:val="single" w:color="D8E4EC" w:sz="4"/>
-              <w:right w:val="single" w:color="D8E4EC" w:sz="4"/>
-            </w:tcBorders>
-            <w:shd w:fill="EDF4F9" w:val="clear"/>
-            <w:tcMar>
-              <w:top w:type="dxa" w:w="80"/>
-              <w:left w:type="dxa" w:w="120"/>
-              <w:bottom w:type="dxa" w:w="80"/>
-              <w:right w:type="dxa" w:w="120"/>
-            </w:tcMar>
-          </w:tcPr>
-          <w:p>
-            <w:pPr>
-              <w:spacing w:line="276"/>
-              <w:jc w:val="left"/>
-            </w:pPr>
-            <w:r>
-              <w:rPr>
-                <w:b w:val="false"/>
-                <w:bCs w:val="false"/>
-                <w:color w:val="182030"/>
-                <w:sz w:val="20"/>
-                <w:szCs w:val="20"/>
-              </w:rPr>
-              <w:t xml:space="preserve">单位与口径边界</w:t>
-            </w:r>
-          </w:p>
-        </w:tc>
-        <w:tc>
-          <w:tcPr>
-            <w:tcBorders>
-              <w:top w:val="single" w:color="D8E4EC" w:sz="4"/>
-              <w:left w:val="single" w:color="D8E4EC" w:sz="4"/>
-              <w:bottom w:val="single" w:color="D8E4EC" w:sz="4"/>
-              <w:right w:val="single" w:color="D8E4EC" w:sz="4"/>
-            </w:tcBorders>
-            <w:shd w:fill="EDF4F9" w:val="clear"/>
-            <w:tcMar>
-              <w:top w:type="dxa" w:w="80"/>
-              <w:left w:type="dxa" w:w="120"/>
-              <w:bottom w:type="dxa" w:w="80"/>
-              <w:right w:type="dxa" w:w="120"/>
-            </w:tcMar>
-          </w:tcPr>
-          <w:p>
-            <w:pPr>
-              <w:spacing w:line="276"/>
-              <w:jc w:val="center"/>
-            </w:pPr>
-            <w:r>
-              <w:rPr>
-                <w:b w:val="false"/>
-                <w:bCs w:val="false"/>
-                <w:color w:val="182030"/>
-                <w:sz w:val="20"/>
-                <w:szCs w:val="20"/>
-              </w:rPr>
-              <w:t xml:space="preserve">4</w:t>
-            </w:r>
-          </w:p>
-        </w:tc>
-        <w:tc>
-          <w:tcPr>
-            <w:tcBorders>
-              <w:top w:val="single" w:color="D8E4EC" w:sz="4"/>
-              <w:left w:val="single" w:color="D8E4EC" w:sz="4"/>
-              <w:bottom w:val="single" w:color="D8E4EC" w:sz="4"/>
-              <w:right w:val="single" w:color="D8E4EC" w:sz="4"/>
-            </w:tcBorders>
-            <w:shd w:fill="EDF4F9" w:val="clear"/>
-            <w:tcMar>
-              <w:top w:type="dxa" w:w="80"/>
-              <w:left w:type="dxa" w:w="120"/>
-              <w:bottom w:type="dxa" w:w="80"/>
-              <w:right w:type="dxa" w:w="120"/>
-            </w:tcMar>
-          </w:tcPr>
-          <w:p>
-            <w:pPr>
-              <w:spacing w:line="276"/>
-              <w:jc w:val="left"/>
-            </w:pPr>
-            <w:r>
-              <w:rPr>
-                <w:b w:val="false"/>
-                <w:bCs w:val="false"/>
-                <w:color w:val="182030"/>
-                <w:sz w:val="20"/>
-                <w:szCs w:val="20"/>
-              </w:rPr>
-              <w:t xml:space="preserve">马力换kW、半年质保、口径冲突拒绝换算、区间要求</w:t>
-            </w:r>
-          </w:p>
-        </w:tc>
-      </w:tr>
-      <w:tr>
-        <w:trPr>
-          <w:cantSplit/>
-        </w:trPr>
-        <w:tc>
-          <w:tcPr>
-            <w:tcBorders>
-              <w:top w:val="single" w:color="D8E4EC" w:sz="4"/>
-              <w:left w:val="single" w:color="D8E4EC" w:sz="4"/>
-              <w:bottom w:val="single" w:color="D8E4EC" w:sz="4"/>
-              <w:right w:val="single" w:color="D8E4EC" w:sz="4"/>
-            </w:tcBorders>
-            <w:shd w:fill="FFFFFF" w:val="clear"/>
-            <w:tcMar>
-              <w:top w:type="dxa" w:w="80"/>
-              <w:left w:type="dxa" w:w="120"/>
-              <w:bottom w:type="dxa" w:w="80"/>
-              <w:right w:type="dxa" w:w="120"/>
-            </w:tcMar>
-          </w:tcPr>
-          <w:p>
-            <w:pPr>
-              <w:spacing w:line="276"/>
-              <w:jc w:val="left"/>
-            </w:pPr>
-            <w:r>
-              <w:rPr>
-                <w:b w:val="false"/>
-                <w:bCs w:val="false"/>
-                <w:color w:val="182030"/>
-                <w:sz w:val="20"/>
-                <w:szCs w:val="20"/>
-              </w:rPr>
-              <w:t xml:space="preserve">鲁棒性</w:t>
-            </w:r>
-          </w:p>
-        </w:tc>
-        <w:tc>
-          <w:tcPr>
-            <w:tcBorders>
-              <w:top w:val="single" w:color="D8E4EC" w:sz="4"/>
-              <w:left w:val="single" w:color="D8E4EC" w:sz="4"/>
-              <w:bottom w:val="single" w:color="D8E4EC" w:sz="4"/>
-              <w:right w:val="single" w:color="D8E4EC" w:sz="4"/>
-            </w:tcBorders>
-            <w:shd w:fill="FFFFFF" w:val="clear"/>
-            <w:tcMar>
-              <w:top w:type="dxa" w:w="80"/>
-              <w:left w:type="dxa" w:w="120"/>
-              <w:bottom w:type="dxa" w:w="80"/>
-              <w:right w:type="dxa" w:w="120"/>
-            </w:tcMar>
-          </w:tcPr>
-          <w:p>
-            <w:pPr>
-              <w:spacing w:line="276"/>
-              <w:jc w:val="center"/>
-            </w:pPr>
-            <w:r>
-              <w:rPr>
-                <w:b w:val="false"/>
-                <w:bCs w:val="false"/>
-                <w:color w:val="182030"/>
-                <w:sz w:val="20"/>
-                <w:szCs w:val="20"/>
-              </w:rPr>
-              <w:t xml:space="preserve">6</w:t>
-            </w:r>
-          </w:p>
-        </w:tc>
-        <w:tc>
-          <w:tcPr>
-            <w:tcBorders>
-              <w:top w:val="single" w:color="D8E4EC" w:sz="4"/>
-              <w:left w:val="single" w:color="D8E4EC" w:sz="4"/>
-              <w:bottom w:val="single" w:color="D8E4EC" w:sz="4"/>
-              <w:right w:val="single" w:color="D8E4EC" w:sz="4"/>
-            </w:tcBorders>
-            <w:shd w:fill="FFFFFF" w:val="clear"/>
-            <w:tcMar>
-              <w:top w:type="dxa" w:w="80"/>
-              <w:left w:type="dxa" w:w="120"/>
-              <w:bottom w:type="dxa" w:w="80"/>
-              <w:right w:type="dxa" w:w="120"/>
-            </w:tcMar>
-          </w:tcPr>
-          <w:p>
-            <w:pPr>
-              <w:spacing w:line="276"/>
-              <w:jc w:val="left"/>
-            </w:pPr>
-            <w:r>
-              <w:rPr>
-                <w:b w:val="false"/>
-                <w:bCs w:val="false"/>
-                <w:color w:val="182030"/>
-                <w:sz w:val="20"/>
-                <w:szCs w:val="20"/>
-              </w:rPr>
-              <w:t xml:space="preserve">空输入、无关输入不崩溃且不产生噪音、弱机场景</w:t>
+              <w:t xml:space="preserve">置信列进入MD/HTML导出、报告指纹、别名中置信传递</w:t>
             </w:r>
           </w:p>
         </w:tc>
@@ -3397,7 +2516,6 @@
         <w:pStyle w:val="Heading1"/>
         <w:spacing w:after="160" w:before="400"/>
       </w:pPr>
-      <w:bookmarkStart w:id="100004" w:name="_Toc100004"/>
       <w:r>
         <w:rPr>
           <w:rFonts w:ascii="Arial" w:eastAsia="Microsoft YaHei"/>
@@ -3409,7 +2527,6 @@
         </w:rPr>
         <w:t xml:space="preserve">五、缺陷记录与修复历史</w:t>
       </w:r>
-      <w:bookmarkEnd w:id="100004"/>
     </w:p>
     <w:p>
       <w:pPr>
@@ -4425,7 +3542,6 @@
         <w:pStyle w:val="Heading1"/>
         <w:spacing w:after="160" w:before="400"/>
       </w:pPr>
-      <w:bookmarkStart w:id="100005" w:name="_Toc100005"/>
       <w:r>
         <w:rPr>
           <w:rFonts w:ascii="Arial" w:eastAsia="Microsoft YaHei"/>
@@ -4437,7 +3553,6 @@
         </w:rPr>
         <w:t xml:space="preserve">六、遗留问题与改进建议</w:t>
       </w:r>
-      <w:bookmarkEnd w:id="100005"/>
     </w:p>
     <w:p>
       <w:pPr>
@@ -4584,7 +3699,6 @@
         <w:pStyle w:val="Heading1"/>
         <w:spacing w:after="160" w:before="400"/>
       </w:pPr>
-      <w:bookmarkStart w:id="100006" w:name="_Toc100006"/>
       <w:r>
         <w:rPr>
           <w:rFonts w:ascii="Arial" w:eastAsia="Microsoft YaHei"/>
@@ -4596,7 +3710,6 @@
         </w:rPr>
         <w:t xml:space="preserve">七、测试结论</w:t>
       </w:r>
-      <w:bookmarkEnd w:id="100006"/>
     </w:p>
     <w:p>
       <w:pPr>
@@ -4890,9 +4003,6 @@
     </w:rPr>
   </w:style>
   <w:style w:type="paragraph" w:styleId="Heading1">
-    <w:pPr>
-      <w:outlineLvl w:val="0"/>
-    </w:pPr>
     <w:name w:val="Heading 1"/>
     <w:basedOn w:val="Normal"/>
     <w:next w:val="Normal"/>
@@ -4904,9 +4014,6 @@
     </w:rPr>
   </w:style>
   <w:style w:type="paragraph" w:styleId="Heading2">
-    <w:pPr>
-      <w:outlineLvl w:val="1"/>
-    </w:pPr>
     <w:name w:val="Heading 2"/>
     <w:basedOn w:val="Normal"/>
     <w:next w:val="Normal"/>
@@ -4918,9 +4025,6 @@
     </w:rPr>
   </w:style>
   <w:style w:type="paragraph" w:styleId="Heading3">
-    <w:pPr>
-      <w:outlineLvl w:val="2"/>
-    </w:pPr>
     <w:name w:val="Heading 3"/>
     <w:basedOn w:val="Normal"/>
     <w:next w:val="Normal"/>
@@ -4932,9 +4036,6 @@
     </w:rPr>
   </w:style>
   <w:style w:type="paragraph" w:styleId="Heading4">
-    <w:pPr>
-      <w:outlineLvl w:val="3"/>
-    </w:pPr>
     <w:name w:val="Heading 4"/>
     <w:basedOn w:val="Normal"/>
     <w:next w:val="Normal"/>
@@ -4946,9 +4047,6 @@
     </w:rPr>
   </w:style>
   <w:style w:type="paragraph" w:styleId="Heading5">
-    <w:pPr>
-      <w:outlineLvl w:val="4"/>
-    </w:pPr>
     <w:name w:val="Heading 5"/>
     <w:basedOn w:val="Normal"/>
     <w:next w:val="Normal"/>
@@ -4958,9 +4056,6 @@
     </w:rPr>
   </w:style>
   <w:style w:type="paragraph" w:styleId="Heading6">
-    <w:pPr>
-      <w:outlineLvl w:val="5"/>
-    </w:pPr>
     <w:name w:val="Heading 6"/>
     <w:basedOn w:val="Normal"/>
     <w:next w:val="Normal"/>
@@ -5068,44 +4163,5 @@
       <w:szCs w:val="20"/>
     </w:rPr>
   </w:style>
-  <w:style xmlns:w="http://schemas.openxmlformats.org/wordprocessingml/2006/main" w:type="paragraph" w:styleId="9">
-    <w:name w:val="toc 1"/>
-    <w:basedOn w:val="Normal"/>
-    <w:uiPriority w:val="39"/>
-    <w:pPr>
-      <w:tabs>
-        <w:tab w:val="right" w:leader="dot" w:pos="9026"/>
-      </w:tabs>
-      <w:spacing w:before="120" w:after="60"/>
-    </w:pPr>
-    <w:rPr>
-      <w:b/>
-      <w:bCs/>
-    </w:rPr>
-  </w:style>
-  <w:style xmlns:w="http://schemas.openxmlformats.org/wordprocessingml/2006/main" w:type="paragraph" w:styleId="11">
-    <w:name w:val="toc 2"/>
-    <w:basedOn w:val="Normal"/>
-    <w:uiPriority w:val="39"/>
-    <w:pPr>
-      <w:tabs>
-        <w:tab w:val="right" w:leader="dot" w:pos="9026"/>
-      </w:tabs>
-      <w:ind w:left="360"/>
-      <w:spacing w:before="60" w:after="40"/>
-    </w:pPr>
-  </w:style>
-  <w:style xmlns:w="http://schemas.openxmlformats.org/wordprocessingml/2006/main" w:type="paragraph" w:styleId="12">
-    <w:name w:val="toc 3"/>
-    <w:basedOn w:val="Normal"/>
-    <w:uiPriority w:val="39"/>
-    <w:pPr>
-      <w:tabs>
-        <w:tab w:val="right" w:leader="dot" w:pos="9026"/>
-      </w:tabs>
-      <w:ind w:left="720"/>
-      <w:spacing w:before="40" w:after="20"/>
-    </w:pPr>
-  </w:style>
 </w:styles>
 </file>
--- a/docs/Test-Report-BidPilot.docx
+++ b/docs/Test-Report-BidPilot.docx
@@ -91,7 +91,7 @@
                 <w:sz w:val="24"/>
                 <w:szCs w:val="24"/>
               </w:rPr>
-              <w:t xml:space="preserve">核心判定引擎与应用整体质量验证 · V2.1.1</w:t>
+              <w:t xml:space="preserve">核心判定引擎与应用整体质量验证 · V3.0</w:t>
             </w:r>
           </w:p>
           <w:p>
@@ -111,7 +111,7 @@
                 <w:sz w:val="36"/>
                 <w:szCs w:val="36"/>
               </w:rPr>
-              <w:t xml:space="preserve">自动化断言 142 项 · 通过率 100%</w:t>
+              <w:t xml:space="preserve">自动化断言 167 项 · 通过率 100%</w:t>
             </w:r>
           </w:p>
           <w:p>
@@ -263,7 +263,7 @@
           <w:sz w:val="24"/>
           <w:szCs w:val="24"/>
         </w:rPr>
-        <w:t xml:space="preserve">本报告针对标书快反（BidPilot）V2.1的核心判定引擎（engine.js）与应用整体进行质量验证。测试目标：验证投标分析全链路（参数提取、单位换算、偏离判定、★废标识别、评分模型、公告变更检测、自定义词库、报告导出）的正确性、边界鲁棒性与反幻觉约束的有效性，为参赛演示与经销商试点交付提供质量依据。</w:t>
+        <w:t xml:space="preserve">本报告针对标书快反（BidPilot）V3.0的核心判定引擎（engine.js）与应用整体进行质量验证。测试目标：验证投标分析全链路（参数提取、单位换算、偏离判定、★废标识别、评分模型、公告变更检测、自定义词库、报告导出）的正确性、边界鲁棒性与反幻觉约束的有效性，为参赛演示与经销商试点交付提供质量依据。</w:t>
       </w:r>
     </w:p>
     <w:p>
@@ -278,7 +278,7 @@
           <w:sz w:val="24"/>
           <w:szCs w:val="24"/>
         </w:rPr>
-        <w:t xml:space="preserve">测试结论：全部142项自动化断言通过，通过率100%；浏览器人工验收覆盖主要界面路径；文档质检脚本零错误。产品满足可演示、可交付状态。</w:t>
+        <w:t xml:space="preserve">测试结论：全部167项自动化断言通过，通过率100%；浏览器人工验收覆盖主要界面路径；文档质检脚本零错误。产品满足可演示、可交付状态。</w:t>
       </w:r>
     </w:p>
     <w:p>
@@ -666,7 +666,7 @@
                 <w:sz w:val="20"/>
                 <w:szCs w:val="20"/>
               </w:rPr>
-              <w:t xml:space="preserve">engine.js v2.1.1、index.html 前端应用、sw.js PWA</w:t>
+              <w:t xml:space="preserve">engine.js v3.0.0、index.html 前端应用、sw.js PWA</w:t>
             </w:r>
           </w:p>
         </w:tc>
@@ -806,7 +806,7 @@
           <w:sz w:val="24"/>
           <w:szCs w:val="24"/>
         </w:rPr>
-        <w:t xml:space="preserve">142项断言固化于 tests/engine.test.js，一条命令全量复跑（node tests/engine.test.js），任一断言失败即退出码非零、禁止发版；</w:t>
+        <w:t xml:space="preserve">167项以上断言固化于 tests/engine.test.js，一条命令全量复跑（node tests/engine.test.js），任一断言失败即退出码非零、禁止发版；</w:t>
       </w:r>
     </w:p>
     <w:p>
@@ -943,7 +943,7 @@
           <w:sz w:val="24"/>
           <w:szCs w:val="24"/>
         </w:rPr>
-        <w:t xml:space="preserve">执行命令 node tests/engine.test.js，输出 PASS=142 FAIL=0，通过率100%。断言分类分布如下（与测试源码分节一一对应）：</w:t>
+        <w:t xml:space="preserve">执行命令 node tests/engine.test.js，输出 PASS=167 FAIL=0，通过率100%。断言分类分布如下（与测试源码分节一一对应）：</w:t>
       </w:r>
     </w:p>
     <w:tbl>
@@ -2417,6 +2417,214 @@
                 <w:szCs w:val="20"/>
               </w:rPr>
               <w:t xml:space="preserve">置信列进入MD/HTML导出、报告指纹、别名中置信传递</w:t>
+            </w:r>
+          </w:p>
+        </w:tc>
+      </w:tr>
+      <w:tr>
+        <w:trPr>
+          <w:cantSplit/>
+        </w:trPr>
+        <w:tc>
+          <w:tcPr>
+            <w:tcBorders>
+              <w:top w:val="single" w:color="D8E4EC" w:sz="4"/>
+              <w:left w:val="single" w:color="D8E4EC" w:sz="4"/>
+              <w:bottom w:val="single" w:color="D8E4EC" w:sz="4"/>
+              <w:right w:val="single" w:color="D8E4EC" w:sz="4"/>
+            </w:tcBorders>
+            <w:shd w:fill="EDF4F9" w:val="clear"/>
+            <w:tcMar>
+              <w:top w:type="dxa" w:w="80"/>
+              <w:left w:type="dxa" w:w="120"/>
+              <w:bottom w:type="dxa" w:w="80"/>
+              <w:right w:type="dxa" w:w="120"/>
+            </w:tcMar>
+          </w:tcPr>
+          <w:p>
+            <w:pPr>
+              <w:spacing w:line="276"/>
+              <w:jc w:val="left"/>
+            </w:pPr>
+            <w:r>
+              <w:rPr>
+                <w:b w:val="false"/>
+                <w:bCs w:val="false"/>
+                <w:color w:val="182030"/>
+                <w:sz w:val="20"/>
+                <w:szCs w:val="20"/>
+              </w:rPr>
+              <w:t xml:space="preserve">判例引用风控（v3.0）</w:t>
+            </w:r>
+          </w:p>
+        </w:tc>
+        <w:tc>
+          <w:tcPr>
+            <w:tcBorders>
+              <w:top w:val="single" w:color="D8E4EC" w:sz="4"/>
+              <w:left w:val="single" w:color="D8E4EC" w:sz="4"/>
+              <w:bottom w:val="single" w:color="D8E4EC" w:sz="4"/>
+              <w:right w:val="single" w:color="D8E4EC" w:sz="4"/>
+            </w:tcBorders>
+            <w:shd w:fill="EDF4F9" w:val="clear"/>
+            <w:tcMar>
+              <w:top w:type="dxa" w:w="80"/>
+              <w:left w:type="dxa" w:w="120"/>
+              <w:bottom w:type="dxa" w:w="80"/>
+              <w:right w:type="dxa" w:w="120"/>
+            </w:tcMar>
+          </w:tcPr>
+          <w:p>
+            <w:pPr>
+              <w:spacing w:line="276"/>
+              <w:jc w:val="center"/>
+            </w:pPr>
+            <w:r>
+              <w:rPr>
+                <w:b w:val="false"/>
+                <w:bCs w:val="false"/>
+                <w:color w:val="182030"/>
+                <w:sz w:val="20"/>
+                <w:szCs w:val="20"/>
+              </w:rPr>
+              <w:t xml:space="preserve">7</w:t>
+            </w:r>
+          </w:p>
+        </w:tc>
+        <w:tc>
+          <w:tcPr>
+            <w:tcBorders>
+              <w:top w:val="single" w:color="D8E4EC" w:sz="4"/>
+              <w:left w:val="single" w:color="D8E4EC" w:sz="4"/>
+              <w:bottom w:val="single" w:color="D8E4EC" w:sz="4"/>
+              <w:right w:val="single" w:color="D8E4EC" w:sz="4"/>
+            </w:tcBorders>
+            <w:shd w:fill="EDF4F9" w:val="clear"/>
+            <w:tcMar>
+              <w:top w:type="dxa" w:w="80"/>
+              <w:left w:type="dxa" w:w="120"/>
+              <w:bottom w:type="dxa" w:w="80"/>
+              <w:right w:type="dxa" w:w="120"/>
+            </w:tcMar>
+          </w:tcPr>
+          <w:p>
+            <w:pPr>
+              <w:spacing w:line="276"/>
+              <w:jc w:val="left"/>
+            </w:pPr>
+            <w:r>
+              <w:rPr>
+                <w:b w:val="false"/>
+                <w:bCs w:val="false"/>
+                <w:color w:val="182030"/>
+                <w:sz w:val="20"/>
+                <w:szCs w:val="20"/>
+              </w:rPr>
+              <w:t xml:space="preserve">按类别挂载官方判例、未验证判例不挂载、无判例诚实标注、MD/HTML判例渲染</w:t>
+            </w:r>
+          </w:p>
+        </w:tc>
+      </w:tr>
+      <w:tr>
+        <w:trPr>
+          <w:cantSplit/>
+        </w:trPr>
+        <w:tc>
+          <w:tcPr>
+            <w:tcBorders>
+              <w:top w:val="single" w:color="D8E4EC" w:sz="4"/>
+              <w:left w:val="single" w:color="D8E4EC" w:sz="4"/>
+              <w:bottom w:val="single" w:color="D8E4EC" w:sz="4"/>
+              <w:right w:val="single" w:color="D8E4EC" w:sz="4"/>
+            </w:tcBorders>
+            <w:shd w:fill="FFFFFF" w:val="clear"/>
+            <w:tcMar>
+              <w:top w:type="dxa" w:w="80"/>
+              <w:left w:type="dxa" w:w="120"/>
+              <w:bottom w:type="dxa" w:w="80"/>
+              <w:right w:type="dxa" w:w="120"/>
+            </w:tcMar>
+          </w:tcPr>
+          <w:p>
+            <w:pPr>
+              <w:spacing w:line="276"/>
+              <w:jc w:val="left"/>
+            </w:pPr>
+            <w:r>
+              <w:rPr>
+                <w:b w:val="false"/>
+                <w:bCs w:val="false"/>
+                <w:color w:val="182030"/>
+                <w:sz w:val="20"/>
+                <w:szCs w:val="20"/>
+              </w:rPr>
+              <w:t xml:space="preserve">商机雷达（v3.0）</w:t>
+            </w:r>
+          </w:p>
+        </w:tc>
+        <w:tc>
+          <w:tcPr>
+            <w:tcBorders>
+              <w:top w:val="single" w:color="D8E4EC" w:sz="4"/>
+              <w:left w:val="single" w:color="D8E4EC" w:sz="4"/>
+              <w:bottom w:val="single" w:color="D8E4EC" w:sz="4"/>
+              <w:right w:val="single" w:color="D8E4EC" w:sz="4"/>
+            </w:tcBorders>
+            <w:shd w:fill="FFFFFF" w:val="clear"/>
+            <w:tcMar>
+              <w:top w:type="dxa" w:w="80"/>
+              <w:left w:type="dxa" w:w="120"/>
+              <w:bottom w:type="dxa" w:w="80"/>
+              <w:right w:type="dxa" w:w="120"/>
+            </w:tcMar>
+          </w:tcPr>
+          <w:p>
+            <w:pPr>
+              <w:spacing w:line="276"/>
+              <w:jc w:val="center"/>
+            </w:pPr>
+            <w:r>
+              <w:rPr>
+                <w:b w:val="false"/>
+                <w:bCs w:val="false"/>
+                <w:color w:val="182030"/>
+                <w:sz w:val="20"/>
+                <w:szCs w:val="20"/>
+              </w:rPr>
+              <w:t xml:space="preserve">18</w:t>
+            </w:r>
+          </w:p>
+        </w:tc>
+        <w:tc>
+          <w:tcPr>
+            <w:tcBorders>
+              <w:top w:val="single" w:color="D8E4EC" w:sz="4"/>
+              <w:left w:val="single" w:color="D8E4EC" w:sz="4"/>
+              <w:bottom w:val="single" w:color="D8E4EC" w:sz="4"/>
+              <w:right w:val="single" w:color="D8E4EC" w:sz="4"/>
+            </w:tcBorders>
+            <w:shd w:fill="FFFFFF" w:val="clear"/>
+            <w:tcMar>
+              <w:top w:type="dxa" w:w="80"/>
+              <w:left w:type="dxa" w:w="120"/>
+              <w:bottom w:type="dxa" w:w="80"/>
+              <w:right w:type="dxa" w:w="120"/>
+            </w:tcMar>
+          </w:tcPr>
+          <w:p>
+            <w:pPr>
+              <w:spacing w:line="276"/>
+              <w:jc w:val="left"/>
+            </w:pPr>
+            <w:r>
+              <w:rPr>
+                <w:b w:val="false"/>
+                <w:bCs w:val="false"/>
+                <w:color w:val="182030"/>
+                <w:sz w:val="20"/>
+                <w:szCs w:val="20"/>
+              </w:rPr>
+              <w:t xml:space="preserve">设备指纹、四档分诊、品类过滤、矩阵匹配、截止时间、批量性能</w:t>
             </w:r>
           </w:p>
         </w:tc>
@@ -3723,7 +3931,7 @@
           <w:sz w:val="24"/>
           <w:szCs w:val="24"/>
         </w:rPr>
-        <w:t xml:space="preserve">核心判定引擎在正向、反向、边界与异常输入场景下行为正确；反幻觉约束有效（无编造输出）；公告变更检测与自定义词库功能按设计工作；缺陷均已修复且纳入回归。综合评定：标书快反V2.1.1具备参赛演示与经销商试点交付条件。建议后续将真实招标文件纳入持续测试集，并随规则库扩充同步补充断言。</w:t>
+        <w:t xml:space="preserve">核心判定引擎在正向、反向、边界与异常输入场景下行为正确；反幻觉约束有效（无编造输出）；公告变更检测与自定义词库功能按设计工作；缺陷均已修复且纳入回归。综合评定：标书快反V3.0具备参赛演示与经销商试点交付条件。建议后续将真实招标文件纳入持续测试集，并随规则库扩充同步补充断言。</w:t>
       </w:r>
     </w:p>
     <w:sectPr>
